--- a/Protas_Maria_LeadDeveloper_2026.docx
+++ b/Protas_Maria_LeadDeveloper_2026.docx
@@ -16,13 +16,13 @@
         <w:t xml:space="preserve">Мария Протас</w:t>
       </w:r>
     </w:p>
-    <w:bookmarkStart w:id="29" w:name="Xfb2015fffdc30870b778170071a10e6764e0902"/>
+    <w:bookmarkStart w:id="29" w:name="X663a7167c6e9251b355e619d9d2acf87f10b113"/>
     <w:p>
       <w:pPr>
         <w:pStyle w:val="Heading2"/>
       </w:pPr>
       <w:r>
-        <w:t xml:space="preserve">Lead Developer · Senior FullStack Developer · Python / Go / React / TypeScript</w:t>
+        <w:t xml:space="preserve">Lead Developer / Senior FullStack Developer (Python, Go) / ML</w:t>
       </w:r>
     </w:p>
     <w:p>
@@ -573,6 +573,24 @@
         <w:pStyle w:val="BodyText"/>
       </w:pPr>
       <w:r>
+        <w:rPr>
+          <w:b/>
+          <w:bCs/>
+        </w:rPr>
+        <w:t xml:space="preserve">ML и глубокое обучение</w:t>
+      </w:r>
+      <w:r>
+        <w:t xml:space="preserve"> </w:t>
+      </w:r>
+      <w:r>
+        <w:t xml:space="preserve">— второе направление: в Intel и YADRO обучала и дообучала модели (TensorFlow / Keras, PyTorch, Scikit-learn), подбирала гиперпараметры, решала задачи регрессии и классификации — от подготовки датасета до инференса в проде.</w:t>
+      </w:r>
+    </w:p>
+    <w:p>
+      <w:pPr>
+        <w:pStyle w:val="BodyText"/>
+      </w:pPr>
+      <w:r>
         <w:t xml:space="preserve">Открыта к позициям:</w:t>
       </w:r>
       <w:r>
@@ -583,7 +601,7 @@
           <w:b/>
           <w:bCs/>
         </w:rPr>
-        <w:t xml:space="preserve">Lead Developer · Team Lead · Senior Backend (Python / Go) · Senior FullStack · Senior Frontend</w:t>
+        <w:t xml:space="preserve">Lead Developer · Team Lead · Senior Backend (Python / Go) · Senior FullStack · ML Engineer</w:t>
       </w:r>
     </w:p>
     <w:p>
@@ -620,7 +638,25 @@
         <w:rPr>
           <w:rStyle w:val="VerbatimChar"/>
         </w:rPr>
-        <w:t xml:space="preserve">Python (Senior)   ●●●●●  FastAPI · Django/DRF · asyncio · Celery · SQLAlchemy async · Pydantic 2</w:t>
+        <w:t xml:space="preserve">Python (Senior)   ●●●●●  FastAPI · Django 4–6 / DRF 3.15+ · asyncio · Celery · SQLAlchemy async · Pydantic 2</w:t>
+      </w:r>
+      <w:r>
+        <w:br/>
+      </w:r>
+      <w:r>
+        <w:rPr>
+          <w:rStyle w:val="VerbatimChar"/>
+        </w:rPr>
+        <w:t xml:space="preserve">HTTP-клиенты      ●●●●●  httpx 0.28 (async, таймауты, ретраи, пулы) · requests · aiohttp</w:t>
+      </w:r>
+      <w:r>
+        <w:br/>
+      </w:r>
+      <w:r>
+        <w:rPr>
+          <w:rStyle w:val="VerbatimChar"/>
+        </w:rPr>
+        <w:t xml:space="preserve">Авторизация       ●●●●○  Keycloak 26 (OIDC / SSO) · OAuth2 · JWT · роли и права</w:t>
       </w:r>
       <w:r>
         <w:br/>
@@ -953,7 +989,25 @@
         <w:rPr>
           <w:rStyle w:val="VerbatimChar"/>
         </w:rPr>
-        <w:t xml:space="preserve">PyTorch / TF      ●●●○○  PyTorch · TensorFlow · Keras · обучение и дообучение моделей</w:t>
+        <w:t xml:space="preserve">Глубокое обучение ●●●●○  PyTorch · TensorFlow · Keras — CNN/RNN, обучение и дообучение моделей</w:t>
+      </w:r>
+      <w:r>
+        <w:br/>
+      </w:r>
+      <w:r>
+        <w:rPr>
+          <w:rStyle w:val="VerbatimChar"/>
+        </w:rPr>
+        <w:t xml:space="preserve">Классический ML   ●●●●○  Scikit-learn — регрессия, классификация, кросс-валидация, метрики</w:t>
+      </w:r>
+      <w:r>
+        <w:br/>
+      </w:r>
+      <w:r>
+        <w:rPr>
+          <w:rStyle w:val="VerbatimChar"/>
+        </w:rPr>
+        <w:t xml:space="preserve">Обучение моделей  ●●●●○  подготовка датасетов · подбор гиперпараметров · регуляризация · инференс в проде</w:t>
       </w:r>
     </w:p>
     <w:p>
@@ -1335,6 +1389,56 @@
     </w:p>
     <w:p>
       <w:pPr>
+        <w:pStyle w:val="Compact"/>
+        <w:numPr>
+          <w:ilvl w:val="0"/>
+          <w:numId w:val="1001"/>
+        </w:numPr>
+      </w:pPr>
+      <w:r>
+        <w:t xml:space="preserve">🧠</w:t>
+      </w:r>
+      <w:r>
+        <w:t xml:space="preserve"> </w:t>
+      </w:r>
+      <w:r>
+        <w:rPr>
+          <w:b/>
+          <w:bCs/>
+        </w:rPr>
+        <w:t xml:space="preserve">ML на данных платформы</w:t>
+      </w:r>
+      <w:r>
+        <w:t xml:space="preserve">: модели прогнозирования и классификации (PyTorch, Scikit-learn), подбор гиперпараметров, оценка качества и вывод в прод сервисом инференса</w:t>
+      </w:r>
+    </w:p>
+    <w:p>
+      <w:pPr>
+        <w:pStyle w:val="Compact"/>
+        <w:numPr>
+          <w:ilvl w:val="0"/>
+          <w:numId w:val="1001"/>
+        </w:numPr>
+      </w:pPr>
+      <w:r>
+        <w:t xml:space="preserve">🔗</w:t>
+      </w:r>
+      <w:r>
+        <w:t xml:space="preserve"> </w:t>
+      </w:r>
+      <w:r>
+        <w:rPr>
+          <w:b/>
+          <w:bCs/>
+        </w:rPr>
+        <w:t xml:space="preserve">Интеграции и доступ</w:t>
+      </w:r>
+      <w:r>
+        <w:t xml:space="preserve">: httpx (async-клиенты, таймауты, ретраи, пулы соединений), единый вход через Keycloak 26 (OIDC/SSO, JWT, роли)</w:t>
+      </w:r>
+    </w:p>
+    <w:p>
+      <w:pPr>
         <w:pStyle w:val="FirstParagraph"/>
       </w:pPr>
       <w:r>
@@ -1359,6 +1463,24 @@
         <w:rPr>
           <w:rStyle w:val="VerbatimChar"/>
         </w:rPr>
+        <w:t xml:space="preserve">httpx</w:t>
+      </w:r>
+      <w:r>
+        <w:t xml:space="preserve"> </w:t>
+      </w:r>
+      <w:r>
+        <w:rPr>
+          <w:rStyle w:val="VerbatimChar"/>
+        </w:rPr>
+        <w:t xml:space="preserve">Keycloak</w:t>
+      </w:r>
+      <w:r>
+        <w:t xml:space="preserve"> </w:t>
+      </w:r>
+      <w:r>
+        <w:rPr>
+          <w:rStyle w:val="VerbatimChar"/>
+        </w:rPr>
         <w:t xml:space="preserve">Go</w:t>
       </w:r>
       <w:r>
@@ -1459,6 +1581,24 @@
           <w:rStyle w:val="VerbatimChar"/>
         </w:rPr>
         <w:t xml:space="preserve">LLM</w:t>
+      </w:r>
+      <w:r>
+        <w:t xml:space="preserve"> </w:t>
+      </w:r>
+      <w:r>
+        <w:rPr>
+          <w:rStyle w:val="VerbatimChar"/>
+        </w:rPr>
+        <w:t xml:space="preserve">PyTorch</w:t>
+      </w:r>
+      <w:r>
+        <w:t xml:space="preserve"> </w:t>
+      </w:r>
+      <w:r>
+        <w:rPr>
+          <w:rStyle w:val="VerbatimChar"/>
+        </w:rPr>
+        <w:t xml:space="preserve">Scikit-learn</w:t>
       </w:r>
     </w:p>
     <w:bookmarkEnd w:id="40"/>
@@ -1524,7 +1664,7 @@
         <w:t xml:space="preserve"> </w:t>
       </w:r>
       <w:r>
-        <w:t xml:space="preserve">мониторинга производительности HW/SW: Django/DRF + Vue 3 + TypeScript</w:t>
+        <w:t xml:space="preserve">мониторинга производительности HW/SW: Django 4–5 / DRF + Vue 3 + TypeScript</w:t>
       </w:r>
     </w:p>
     <w:p>
@@ -1552,7 +1692,7 @@
         <w:t xml:space="preserve"> </w:t>
       </w:r>
       <w:r>
-        <w:t xml:space="preserve">для real-time метрик; сбор и агрегация телеметрии с оборудования</w:t>
+        <w:t xml:space="preserve">для real-time метрик; сбор и агрегация телеметрии с оборудования на httpx (async, таймауты, ретраи)</w:t>
       </w:r>
     </w:p>
     <w:p>
@@ -1564,23 +1704,20 @@
         </w:numPr>
       </w:pPr>
       <w:r>
-        <w:t xml:space="preserve">🐹</w:t>
-      </w:r>
-      <w:r>
-        <w:t xml:space="preserve"> </w:t>
-      </w:r>
-      <w:r>
-        <w:rPr>
-          <w:b/>
-          <w:bCs/>
-        </w:rPr>
-        <w:t xml:space="preserve">Утилиты сбора метрик на Go</w:t>
-      </w:r>
-      <w:r>
-        <w:t xml:space="preserve"> </w:t>
-      </w:r>
-      <w:r>
-        <w:t xml:space="preserve">— там, где нужен один статический бинарь без рантайма на целевой машине</w:t>
+        <w:t xml:space="preserve">🧠</w:t>
+      </w:r>
+      <w:r>
+        <w:t xml:space="preserve"> </w:t>
+      </w:r>
+      <w:r>
+        <w:rPr>
+          <w:b/>
+          <w:bCs/>
+        </w:rPr>
+        <w:t xml:space="preserve">ML на телеметрии</w:t>
+      </w:r>
+      <w:r>
+        <w:t xml:space="preserve">: обучение и дообучение моделей (PyTorch, TensorFlow / Keras, Scikit-learn), подбор гиперпараметров, задачи регрессии и классификации, оценка на отложенной выборке</w:t>
       </w:r>
     </w:p>
     <w:p>
@@ -1592,23 +1729,23 @@
         </w:numPr>
       </w:pPr>
       <w:r>
-        <w:t xml:space="preserve">🧩</w:t>
-      </w:r>
-      <w:r>
-        <w:t xml:space="preserve"> </w:t>
-      </w:r>
-      <w:r>
-        <w:rPr>
-          <w:b/>
-          <w:bCs/>
-        </w:rPr>
-        <w:t xml:space="preserve">Компонентная библиотека</w:t>
-      </w:r>
-      <w:r>
-        <w:t xml:space="preserve"> </w:t>
-      </w:r>
-      <w:r>
-        <w:t xml:space="preserve">Vue 3 (Composition API, Pinia), OpenAPI/Swagger</w:t>
+        <w:t xml:space="preserve">🔐</w:t>
+      </w:r>
+      <w:r>
+        <w:t xml:space="preserve"> </w:t>
+      </w:r>
+      <w:r>
+        <w:rPr>
+          <w:b/>
+          <w:bCs/>
+        </w:rPr>
+        <w:t xml:space="preserve">Единый вход</w:t>
+      </w:r>
+      <w:r>
+        <w:t xml:space="preserve"> </w:t>
+      </w:r>
+      <w:r>
+        <w:t xml:space="preserve">и разграничение прав через Keycloak (OIDC/SSO)</w:t>
       </w:r>
     </w:p>
     <w:p>
@@ -1620,6 +1757,62 @@
         </w:numPr>
       </w:pPr>
       <w:r>
+        <w:t xml:space="preserve">🐹</w:t>
+      </w:r>
+      <w:r>
+        <w:t xml:space="preserve"> </w:t>
+      </w:r>
+      <w:r>
+        <w:rPr>
+          <w:b/>
+          <w:bCs/>
+        </w:rPr>
+        <w:t xml:space="preserve">Утилиты сбора метрик на Go</w:t>
+      </w:r>
+      <w:r>
+        <w:t xml:space="preserve"> </w:t>
+      </w:r>
+      <w:r>
+        <w:t xml:space="preserve">— там, где нужен один статический бинарь без рантайма на целевой машине</w:t>
+      </w:r>
+    </w:p>
+    <w:p>
+      <w:pPr>
+        <w:pStyle w:val="Compact"/>
+        <w:numPr>
+          <w:ilvl w:val="0"/>
+          <w:numId w:val="1002"/>
+        </w:numPr>
+      </w:pPr>
+      <w:r>
+        <w:t xml:space="preserve">🧩</w:t>
+      </w:r>
+      <w:r>
+        <w:t xml:space="preserve"> </w:t>
+      </w:r>
+      <w:r>
+        <w:rPr>
+          <w:b/>
+          <w:bCs/>
+        </w:rPr>
+        <w:t xml:space="preserve">Компонентная библиотека</w:t>
+      </w:r>
+      <w:r>
+        <w:t xml:space="preserve"> </w:t>
+      </w:r>
+      <w:r>
+        <w:t xml:space="preserve">Vue 3 (Composition API, Pinia), OpenAPI/Swagger</w:t>
+      </w:r>
+    </w:p>
+    <w:p>
+      <w:pPr>
+        <w:pStyle w:val="Compact"/>
+        <w:numPr>
+          <w:ilvl w:val="0"/>
+          <w:numId w:val="1002"/>
+        </w:numPr>
+      </w:pPr>
+      <w:r>
         <w:t xml:space="preserve">✅</w:t>
       </w:r>
       <w:r>
@@ -1653,7 +1846,7 @@
         <w:rPr>
           <w:rStyle w:val="VerbatimChar"/>
         </w:rPr>
-        <w:t xml:space="preserve">Django</w:t>
+        <w:t xml:space="preserve">Django 4–5</w:t>
       </w:r>
       <w:r>
         <w:t xml:space="preserve"> </w:t>
@@ -1671,6 +1864,24 @@
         <w:rPr>
           <w:rStyle w:val="VerbatimChar"/>
         </w:rPr>
+        <w:t xml:space="preserve">httpx</w:t>
+      </w:r>
+      <w:r>
+        <w:t xml:space="preserve"> </w:t>
+      </w:r>
+      <w:r>
+        <w:rPr>
+          <w:rStyle w:val="VerbatimChar"/>
+        </w:rPr>
+        <w:t xml:space="preserve">Keycloak</w:t>
+      </w:r>
+      <w:r>
+        <w:t xml:space="preserve"> </w:t>
+      </w:r>
+      <w:r>
+        <w:rPr>
+          <w:rStyle w:val="VerbatimChar"/>
+        </w:rPr>
         <w:t xml:space="preserve">Go</w:t>
       </w:r>
       <w:r>
@@ -1735,6 +1946,33 @@
           <w:rStyle w:val="VerbatimChar"/>
         </w:rPr>
         <w:t xml:space="preserve">Jest</w:t>
+      </w:r>
+      <w:r>
+        <w:t xml:space="preserve"> </w:t>
+      </w:r>
+      <w:r>
+        <w:rPr>
+          <w:rStyle w:val="VerbatimChar"/>
+        </w:rPr>
+        <w:t xml:space="preserve">PyTorch</w:t>
+      </w:r>
+      <w:r>
+        <w:t xml:space="preserve"> </w:t>
+      </w:r>
+      <w:r>
+        <w:rPr>
+          <w:rStyle w:val="VerbatimChar"/>
+        </w:rPr>
+        <w:t xml:space="preserve">TensorFlow</w:t>
+      </w:r>
+      <w:r>
+        <w:t xml:space="preserve"> </w:t>
+      </w:r>
+      <w:r>
+        <w:rPr>
+          <w:rStyle w:val="VerbatimChar"/>
+        </w:rPr>
+        <w:t xml:space="preserve">Scikit-learn</w:t>
       </w:r>
     </w:p>
     <w:bookmarkEnd w:id="41"/>
@@ -1784,23 +2022,20 @@
         </w:numPr>
       </w:pPr>
       <w:r>
-        <w:t xml:space="preserve">🔬</w:t>
-      </w:r>
-      <w:r>
-        <w:t xml:space="preserve"> </w:t>
-      </w:r>
-      <w:r>
-        <w:rPr>
-          <w:b/>
-          <w:bCs/>
-        </w:rPr>
-        <w:t xml:space="preserve">Веб-инструменты</w:t>
-      </w:r>
-      <w:r>
-        <w:t xml:space="preserve"> </w:t>
-      </w:r>
-      <w:r>
-        <w:t xml:space="preserve">анализа производительности ПО и HW: Python (Django) + React + D3.js</w:t>
+        <w:t xml:space="preserve">🧠</w:t>
+      </w:r>
+      <w:r>
+        <w:t xml:space="preserve"> </w:t>
+      </w:r>
+      <w:r>
+        <w:rPr>
+          <w:b/>
+          <w:bCs/>
+        </w:rPr>
+        <w:t xml:space="preserve">Глубокое обучение и ML</w:t>
+      </w:r>
+      <w:r>
+        <w:t xml:space="preserve">: обучение и дообучение моделей на TensorFlow / Keras и PyTorch, классические алгоритмы на Scikit-learn</w:t>
       </w:r>
     </w:p>
     <w:p>
@@ -1812,20 +2047,20 @@
         </w:numPr>
       </w:pPr>
       <w:r>
-        <w:t xml:space="preserve">🗃</w:t>
-      </w:r>
-      <w:r>
-        <w:t xml:space="preserve"> </w:t>
-      </w:r>
-      <w:r>
-        <w:rPr>
-          <w:b/>
-          <w:bCs/>
-        </w:rPr>
-        <w:t xml:space="preserve">Backend</w:t>
-      </w:r>
-      <w:r>
-        <w:t xml:space="preserve">: REST API, PostgreSQL + MongoDB; дашборды на больших выборках</w:t>
+        <w:t xml:space="preserve">🎛</w:t>
+      </w:r>
+      <w:r>
+        <w:t xml:space="preserve"> </w:t>
+      </w:r>
+      <w:r>
+        <w:rPr>
+          <w:b/>
+          <w:bCs/>
+        </w:rPr>
+        <w:t xml:space="preserve">Полный цикл модели</w:t>
+      </w:r>
+      <w:r>
+        <w:t xml:space="preserve">: подготовка и разметка датасетов, выбор архитектуры, подбор гиперпараметров, регуляризация, метрики регрессии и классификации, инференс в проде</w:t>
       </w:r>
     </w:p>
     <w:p>
@@ -1837,23 +2072,23 @@
         </w:numPr>
       </w:pPr>
       <w:r>
-        <w:t xml:space="preserve">🧠</w:t>
-      </w:r>
-      <w:r>
-        <w:t xml:space="preserve"> </w:t>
-      </w:r>
-      <w:r>
-        <w:rPr>
-          <w:b/>
-          <w:bCs/>
-        </w:rPr>
-        <w:t xml:space="preserve">Обучение и дообучение ML-моделей</w:t>
-      </w:r>
-      <w:r>
-        <w:t xml:space="preserve"> </w:t>
-      </w:r>
-      <w:r>
-        <w:t xml:space="preserve">(TensorFlow / Keras, PyTorch): подготовка датасетов, инференс, визуализация</w:t>
+        <w:t xml:space="preserve">🔬</w:t>
+      </w:r>
+      <w:r>
+        <w:t xml:space="preserve"> </w:t>
+      </w:r>
+      <w:r>
+        <w:rPr>
+          <w:b/>
+          <w:bCs/>
+        </w:rPr>
+        <w:t xml:space="preserve">Веб-инструменты</w:t>
+      </w:r>
+      <w:r>
+        <w:t xml:space="preserve"> </w:t>
+      </w:r>
+      <w:r>
+        <w:t xml:space="preserve">анализа производительности ПО и HW: Python (Django 2–4) + React + D3.js</w:t>
       </w:r>
     </w:p>
     <w:p>
@@ -1865,6 +2100,31 @@
         </w:numPr>
       </w:pPr>
       <w:r>
+        <w:t xml:space="preserve">🗃</w:t>
+      </w:r>
+      <w:r>
+        <w:t xml:space="preserve"> </w:t>
+      </w:r>
+      <w:r>
+        <w:rPr>
+          <w:b/>
+          <w:bCs/>
+        </w:rPr>
+        <w:t xml:space="preserve">Backend</w:t>
+      </w:r>
+      <w:r>
+        <w:t xml:space="preserve">: REST API, PostgreSQL + MongoDB; дашборды на больших выборках</w:t>
+      </w:r>
+    </w:p>
+    <w:p>
+      <w:pPr>
+        <w:pStyle w:val="Compact"/>
+        <w:numPr>
+          <w:ilvl w:val="0"/>
+          <w:numId w:val="1003"/>
+        </w:numPr>
+      </w:pPr>
+      <w:r>
         <w:t xml:space="preserve">🧪</w:t>
       </w:r>
       <w:r>
@@ -1901,7 +2161,7 @@
         <w:rPr>
           <w:rStyle w:val="VerbatimChar"/>
         </w:rPr>
-        <w:t xml:space="preserve">Django</w:t>
+        <w:t xml:space="preserve">Django 2–4</w:t>
       </w:r>
       <w:r>
         <w:t xml:space="preserve"> </w:t>
@@ -1982,7 +2242,34 @@
         <w:rPr>
           <w:rStyle w:val="VerbatimChar"/>
         </w:rPr>
+        <w:t xml:space="preserve">Keras</w:t>
+      </w:r>
+      <w:r>
+        <w:t xml:space="preserve"> </w:t>
+      </w:r>
+      <w:r>
+        <w:rPr>
+          <w:rStyle w:val="VerbatimChar"/>
+        </w:rPr>
         <w:t xml:space="preserve">PyTorch</w:t>
+      </w:r>
+      <w:r>
+        <w:t xml:space="preserve"> </w:t>
+      </w:r>
+      <w:r>
+        <w:rPr>
+          <w:rStyle w:val="VerbatimChar"/>
+        </w:rPr>
+        <w:t xml:space="preserve">Scikit-learn</w:t>
+      </w:r>
+      <w:r>
+        <w:t xml:space="preserve"> </w:t>
+      </w:r>
+      <w:r>
+        <w:rPr>
+          <w:rStyle w:val="VerbatimChar"/>
+        </w:rPr>
+        <w:t xml:space="preserve">Deep Learning</w:t>
       </w:r>
     </w:p>
     <w:p>

--- a/Protas_Maria_LeadDeveloper_2026.docx
+++ b/Protas_Maria_LeadDeveloper_2026.docx
@@ -7,7 +7,7 @@
         <w:pStyle w:val="FirstParagraph"/>
       </w:pPr>
     </w:p>
-    <w:bookmarkStart w:id="55" w:name="мария-протас"/>
+    <w:bookmarkStart w:id="56" w:name="мария-протас"/>
     <w:p>
       <w:pPr>
         <w:pStyle w:val="Heading1"/>
@@ -612,7 +612,7 @@
       </w:r>
     </w:p>
     <w:bookmarkEnd w:id="31"/>
-    <w:bookmarkStart w:id="39" w:name="технический-стек"/>
+    <w:bookmarkStart w:id="40" w:name="технический-стек"/>
     <w:p>
       <w:pPr>
         <w:pStyle w:val="Heading2"/>
@@ -638,7 +638,7 @@
         <w:rPr>
           <w:rStyle w:val="VerbatimChar"/>
         </w:rPr>
-        <w:t xml:space="preserve">Python (Senior)   ●●●●●  FastAPI · Django 4–6 / DRF 3.15+ · asyncio · Celery · SQLAlchemy async · Pydantic 2</w:t>
+        <w:t xml:space="preserve">Python (Senior)   ●●●●●  FastAPI 0.115+ · Django 4.2–6.1 / DRF 3.15+ · asyncio · Celery · SQLAlchemy async · Pydantic 2</w:t>
       </w:r>
       <w:r>
         <w:br/>
@@ -963,12 +963,60 @@
       </w:r>
     </w:p>
     <w:bookmarkEnd w:id="37"/>
-    <w:bookmarkStart w:id="38" w:name="ai-ml"/>
+    <w:bookmarkStart w:id="38" w:name="sre-devops"/>
     <w:p>
       <w:pPr>
         <w:pStyle w:val="Heading3"/>
       </w:pPr>
       <w:r>
+        <w:t xml:space="preserve">SRE / DevOps</w:t>
+      </w:r>
+    </w:p>
+    <w:p>
+      <w:pPr>
+        <w:pStyle w:val="SourceCode"/>
+      </w:pPr>
+      <w:r>
+        <w:rPr>
+          <w:rStyle w:val="VerbatimChar"/>
+        </w:rPr>
+        <w:t xml:space="preserve">Kubernetes       ●●●●○  1.30+ · Helm · выкаты, ресурсные лимиты, health-пробы</w:t>
+      </w:r>
+      <w:r>
+        <w:br/>
+      </w:r>
+      <w:r>
+        <w:rPr>
+          <w:rStyle w:val="VerbatimChar"/>
+        </w:rPr>
+        <w:t xml:space="preserve">CI/CD            ●●●●○  GitLab CI · GitHub Actions · quality gate, автотесты на каждый мерж</w:t>
+      </w:r>
+      <w:r>
+        <w:br/>
+      </w:r>
+      <w:r>
+        <w:rPr>
+          <w:rStyle w:val="VerbatimChar"/>
+        </w:rPr>
+        <w:t xml:space="preserve">Наблюдаемость    ●●●●○  Grafana · Prometheus — дашборды, алерты, метрики сервисов</w:t>
+      </w:r>
+      <w:r>
+        <w:br/>
+      </w:r>
+      <w:r>
+        <w:rPr>
+          <w:rStyle w:val="VerbatimChar"/>
+        </w:rPr>
+        <w:t xml:space="preserve">SRE-практики     ●●●●○  SLA/SLO · дежурства по графику · разбор инцидентов и постмортемы</w:t>
+      </w:r>
+    </w:p>
+    <w:bookmarkEnd w:id="38"/>
+    <w:bookmarkStart w:id="39" w:name="ai-ml"/>
+    <w:p>
+      <w:pPr>
+        <w:pStyle w:val="Heading3"/>
+      </w:pPr>
+      <w:r>
         <w:t xml:space="preserve">AI / ML</w:t>
       </w:r>
     </w:p>
@@ -1008,6 +1056,15 @@
           <w:rStyle w:val="VerbatimChar"/>
         </w:rPr>
         <w:t xml:space="preserve">Обучение моделей  ●●●●○  подготовка датасетов · подбор гиперпараметров · регуляризация · инференс в проде</w:t>
+      </w:r>
+      <w:r>
+        <w:br/>
+      </w:r>
+      <w:r>
+        <w:rPr>
+          <w:rStyle w:val="VerbatimChar"/>
+        </w:rPr>
+        <w:t xml:space="preserve">MLOps             ●●●○○  версионирование моделей · регулярный ретрейн · выкат весов · контроль качества после релиза</w:t>
       </w:r>
     </w:p>
     <w:p>
@@ -1091,9 +1148,9 @@
         </w:pict>
       </w:r>
     </w:p>
-    <w:bookmarkEnd w:id="38"/>
     <w:bookmarkEnd w:id="39"/>
-    <w:bookmarkStart w:id="43" w:name="опыт-работы"/>
+    <w:bookmarkEnd w:id="40"/>
+    <w:bookmarkStart w:id="44" w:name="опыт-работы"/>
     <w:p>
       <w:pPr>
         <w:pStyle w:val="Heading2"/>
@@ -1102,7 +1159,7 @@
         <w:t xml:space="preserve">💼 Опыт работы</w:t>
       </w:r>
     </w:p>
-    <w:bookmarkStart w:id="40" w:name="X944ee8f80bd8f4296ec13a298a7c2547e0b6ac5"/>
+    <w:bookmarkStart w:id="41" w:name="X944ee8f80bd8f4296ec13a298a7c2547e0b6ac5"/>
     <w:p>
       <w:pPr>
         <w:pStyle w:val="Heading3"/>
@@ -1183,10 +1240,10 @@
           <w:b/>
           <w:bCs/>
         </w:rPr>
-        <w:t xml:space="preserve">Backend на Python</w:t>
-      </w:r>
-      <w:r>
-        <w:t xml:space="preserve">: FastAPI + asyncio, SQLAlchemy async, Celery — основные бизнес-сервисы</w:t>
+        <w:t xml:space="preserve">Backend на Python 3.12–3.14</w:t>
+      </w:r>
+      <w:r>
+        <w:t xml:space="preserve">: FastAPI 0.115+ и asyncio, SQLAlchemy async, Celery — основные бизнес-сервисы</w:t>
       </w:r>
     </w:p>
     <w:p>
@@ -1208,7 +1265,7 @@
           <w:b/>
           <w:bCs/>
         </w:rPr>
-        <w:t xml:space="preserve">Backend на Go</w:t>
+        <w:t xml:space="preserve">Backend на Go 1.22–1.24</w:t>
       </w:r>
       <w:r>
         <w:t xml:space="preserve">: сервисы интеграций и фоновой обработки на Gin, где важны latency и параллелизм — goroutines, channels, context с отменой; статические бинари без рантайма</w:t>
@@ -1406,10 +1463,10 @@
           <w:b/>
           <w:bCs/>
         </w:rPr>
-        <w:t xml:space="preserve">ML на данных платформы</w:t>
-      </w:r>
-      <w:r>
-        <w:t xml:space="preserve">: модели прогнозирования и классификации (PyTorch, Scikit-learn), подбор гиперпараметров, оценка качества и вывод в прод сервисом инференса</w:t>
+        <w:t xml:space="preserve">ML и MLOps на данных платформы</w:t>
+      </w:r>
+      <w:r>
+        <w:t xml:space="preserve">: модели прогнозирования и классификации (PyTorch 2.x, Scikit-learn 1.5+), подбор гиперпараметров, версионирование и вывод моделей в прод сервисом инференса, контроль качества после выката</w:t>
       </w:r>
     </w:p>
     <w:p>
@@ -1421,6 +1478,31 @@
         </w:numPr>
       </w:pPr>
       <w:r>
+        <w:t xml:space="preserve">🛡</w:t>
+      </w:r>
+      <w:r>
+        <w:t xml:space="preserve"> </w:t>
+      </w:r>
+      <w:r>
+        <w:rPr>
+          <w:b/>
+          <w:bCs/>
+        </w:rPr>
+        <w:t xml:space="preserve">SRE-часть работы</w:t>
+      </w:r>
+      <w:r>
+        <w:t xml:space="preserve">: SLA/SLO на критичные сервисы, алерты в Grafana/Prometheus, разбор инцидентов и постмортемы, дежурства по графику; Kubernetes 1.30+, GitLab CI</w:t>
+      </w:r>
+    </w:p>
+    <w:p>
+      <w:pPr>
+        <w:pStyle w:val="Compact"/>
+        <w:numPr>
+          <w:ilvl w:val="0"/>
+          <w:numId w:val="1001"/>
+        </w:numPr>
+      </w:pPr>
+      <w:r>
         <w:t xml:space="preserve">🔗</w:t>
       </w:r>
       <w:r>
@@ -1601,8 +1683,8 @@
         <w:t xml:space="preserve">Scikit-learn</w:t>
       </w:r>
     </w:p>
-    <w:bookmarkEnd w:id="40"/>
-    <w:bookmarkStart w:id="41" w:name="yadro-senior-fullstack-developer"/>
+    <w:bookmarkEnd w:id="41"/>
+    <w:bookmarkStart w:id="42" w:name="yadro-senior-fullstack-developer"/>
     <w:p>
       <w:pPr>
         <w:pStyle w:val="Heading3"/>
@@ -1664,7 +1746,7 @@
         <w:t xml:space="preserve"> </w:t>
       </w:r>
       <w:r>
-        <w:t xml:space="preserve">мониторинга производительности HW/SW: Django 4–5 / DRF + Vue 3 + TypeScript</w:t>
+        <w:t xml:space="preserve">мониторинга производительности HW/SW: Django 4.2–5.1 / DRF 3.14+ + Vue 3 + TypeScript 5</w:t>
       </w:r>
     </w:p>
     <w:p>
@@ -1717,7 +1799,7 @@
         <w:t xml:space="preserve">ML на телеметрии</w:t>
       </w:r>
       <w:r>
-        <w:t xml:space="preserve">: обучение и дообучение моделей (PyTorch, TensorFlow / Keras, Scikit-learn), подбор гиперпараметров, задачи регрессии и классификации, оценка на отложенной выборке</w:t>
+        <w:t xml:space="preserve">: обучение и дообучение моделей (PyTorch 2.0–2.5, TensorFlow / Keras 2.12+, Scikit-learn 1.3+), подбор гиперпараметров, задачи регрессии и классификации, оценка на отложенной выборке</w:t>
       </w:r>
     </w:p>
     <w:p>
@@ -1729,23 +1811,20 @@
         </w:numPr>
       </w:pPr>
       <w:r>
-        <w:t xml:space="preserve">🔐</w:t>
-      </w:r>
-      <w:r>
-        <w:t xml:space="preserve"> </w:t>
-      </w:r>
-      <w:r>
-        <w:rPr>
-          <w:b/>
-          <w:bCs/>
-        </w:rPr>
-        <w:t xml:space="preserve">Единый вход</w:t>
-      </w:r>
-      <w:r>
-        <w:t xml:space="preserve"> </w:t>
-      </w:r>
-      <w:r>
-        <w:t xml:space="preserve">и разграничение прав через Keycloak (OIDC/SSO)</w:t>
+        <w:t xml:space="preserve">🛠</w:t>
+      </w:r>
+      <w:r>
+        <w:t xml:space="preserve"> </w:t>
+      </w:r>
+      <w:r>
+        <w:rPr>
+          <w:b/>
+          <w:bCs/>
+        </w:rPr>
+        <w:t xml:space="preserve">Эксплуатация платформы</w:t>
+      </w:r>
+      <w:r>
+        <w:t xml:space="preserve">: сборки и выкаты через GitLab CI, дашборды и алерты в Grafana / Prometheus, дежурства и разбор инцидентов</w:t>
       </w:r>
     </w:p>
     <w:p>
@@ -1757,23 +1836,23 @@
         </w:numPr>
       </w:pPr>
       <w:r>
-        <w:t xml:space="preserve">🐹</w:t>
-      </w:r>
-      <w:r>
-        <w:t xml:space="preserve"> </w:t>
-      </w:r>
-      <w:r>
-        <w:rPr>
-          <w:b/>
-          <w:bCs/>
-        </w:rPr>
-        <w:t xml:space="preserve">Утилиты сбора метрик на Go</w:t>
-      </w:r>
-      <w:r>
-        <w:t xml:space="preserve"> </w:t>
-      </w:r>
-      <w:r>
-        <w:t xml:space="preserve">— там, где нужен один статический бинарь без рантайма на целевой машине</w:t>
+        <w:t xml:space="preserve">🔐</w:t>
+      </w:r>
+      <w:r>
+        <w:t xml:space="preserve"> </w:t>
+      </w:r>
+      <w:r>
+        <w:rPr>
+          <w:b/>
+          <w:bCs/>
+        </w:rPr>
+        <w:t xml:space="preserve">Единый вход</w:t>
+      </w:r>
+      <w:r>
+        <w:t xml:space="preserve"> </w:t>
+      </w:r>
+      <w:r>
+        <w:t xml:space="preserve">и разграничение прав через Keycloak (OIDC/SSO)</w:t>
       </w:r>
     </w:p>
     <w:p>
@@ -1785,23 +1864,23 @@
         </w:numPr>
       </w:pPr>
       <w:r>
-        <w:t xml:space="preserve">🧩</w:t>
-      </w:r>
-      <w:r>
-        <w:t xml:space="preserve"> </w:t>
-      </w:r>
-      <w:r>
-        <w:rPr>
-          <w:b/>
-          <w:bCs/>
-        </w:rPr>
-        <w:t xml:space="preserve">Компонентная библиотека</w:t>
-      </w:r>
-      <w:r>
-        <w:t xml:space="preserve"> </w:t>
-      </w:r>
-      <w:r>
-        <w:t xml:space="preserve">Vue 3 (Composition API, Pinia), OpenAPI/Swagger</w:t>
+        <w:t xml:space="preserve">🐹</w:t>
+      </w:r>
+      <w:r>
+        <w:t xml:space="preserve"> </w:t>
+      </w:r>
+      <w:r>
+        <w:rPr>
+          <w:b/>
+          <w:bCs/>
+        </w:rPr>
+        <w:t xml:space="preserve">Утилиты сбора метрик на Go 1.20–1.23</w:t>
+      </w:r>
+      <w:r>
+        <w:t xml:space="preserve"> </w:t>
+      </w:r>
+      <w:r>
+        <w:t xml:space="preserve">— там, где нужен один статический бинарь без рантайма на целевой машине</w:t>
       </w:r>
     </w:p>
     <w:p>
@@ -1813,6 +1892,34 @@
         </w:numPr>
       </w:pPr>
       <w:r>
+        <w:t xml:space="preserve">🧩</w:t>
+      </w:r>
+      <w:r>
+        <w:t xml:space="preserve"> </w:t>
+      </w:r>
+      <w:r>
+        <w:rPr>
+          <w:b/>
+          <w:bCs/>
+        </w:rPr>
+        <w:t xml:space="preserve">Компонентная библиотека</w:t>
+      </w:r>
+      <w:r>
+        <w:t xml:space="preserve"> </w:t>
+      </w:r>
+      <w:r>
+        <w:t xml:space="preserve">Vue 3 (Composition API, Pinia), OpenAPI/Swagger</w:t>
+      </w:r>
+    </w:p>
+    <w:p>
+      <w:pPr>
+        <w:pStyle w:val="Compact"/>
+        <w:numPr>
+          <w:ilvl w:val="0"/>
+          <w:numId w:val="1002"/>
+        </w:numPr>
+      </w:pPr>
+      <w:r>
         <w:t xml:space="preserve">✅</w:t>
       </w:r>
       <w:r>
@@ -1975,8 +2082,8 @@
         <w:t xml:space="preserve">Scikit-learn</w:t>
       </w:r>
     </w:p>
-    <w:bookmarkEnd w:id="41"/>
-    <w:bookmarkStart w:id="42" w:name="X3d4a3dde24062147857fb56924a20140baf05e0"/>
+    <w:bookmarkEnd w:id="42"/>
+    <w:bookmarkStart w:id="43" w:name="X3d4a3dde24062147857fb56924a20140baf05e0"/>
     <w:p>
       <w:pPr>
         <w:pStyle w:val="Heading3"/>
@@ -2035,7 +2142,7 @@
         <w:t xml:space="preserve">Глубокое обучение и ML</w:t>
       </w:r>
       <w:r>
-        <w:t xml:space="preserve">: обучение и дообучение моделей на TensorFlow / Keras и PyTorch, классические алгоритмы на Scikit-learn</w:t>
+        <w:t xml:space="preserve">: обучение и дообучение моделей на TensorFlow 1.15–2.8 / Keras и PyTorch 1.x, классические алгоритмы на Scikit-learn 0.20–1.0</w:t>
       </w:r>
     </w:p>
     <w:p>
@@ -2088,7 +2195,7 @@
         <w:t xml:space="preserve"> </w:t>
       </w:r>
       <w:r>
-        <w:t xml:space="preserve">анализа производительности ПО и HW: Python (Django 2–4) + React + D3.js</w:t>
+        <w:t xml:space="preserve">анализа производительности ПО и HW: Python 3.6–3.9 (Django 2.0–4.0) + React 16 + D3.js</w:t>
       </w:r>
     </w:p>
     <w:p>
@@ -2113,7 +2220,7 @@
         <w:t xml:space="preserve">Backend</w:t>
       </w:r>
       <w:r>
-        <w:t xml:space="preserve">: REST API, PostgreSQL + MongoDB; дашборды на больших выборках</w:t>
+        <w:t xml:space="preserve">: REST API, PostgreSQL 9.6–13 + MongoDB 4.x; дашборды на больших выборках</w:t>
       </w:r>
     </w:p>
     <w:p>
@@ -2125,6 +2232,31 @@
         </w:numPr>
       </w:pPr>
       <w:r>
+        <w:t xml:space="preserve">♻️</w:t>
+      </w:r>
+      <w:r>
+        <w:t xml:space="preserve"> </w:t>
+      </w:r>
+      <w:r>
+        <w:rPr>
+          <w:b/>
+          <w:bCs/>
+        </w:rPr>
+        <w:t xml:space="preserve">Пайплайны обучения и переобучения</w:t>
+      </w:r>
+      <w:r>
+        <w:t xml:space="preserve">: подготовка данных, регулярный ретрейн, выкат весов в сервисы — MLOps до того, как это так назвали</w:t>
+      </w:r>
+    </w:p>
+    <w:p>
+      <w:pPr>
+        <w:pStyle w:val="Compact"/>
+        <w:numPr>
+          <w:ilvl w:val="0"/>
+          <w:numId w:val="1003"/>
+        </w:numPr>
+      </w:pPr>
+      <w:r>
         <w:t xml:space="preserve">🧪</w:t>
       </w:r>
       <w:r>
@@ -2279,9 +2411,9 @@
         </w:pict>
       </w:r>
     </w:p>
-    <w:bookmarkEnd w:id="42"/>
     <w:bookmarkEnd w:id="43"/>
-    <w:bookmarkStart w:id="50" w:name="собственные-проекты"/>
+    <w:bookmarkEnd w:id="44"/>
+    <w:bookmarkStart w:id="51" w:name="собственные-проекты"/>
     <w:p>
       <w:pPr>
         <w:pStyle w:val="Heading2"/>
@@ -2298,7 +2430,7 @@
         <w:t xml:space="preserve">Пет-проекты в production — там я отвечаю за систему целиком: схему данных, архитектуру, деплой, мониторинг и восстановление после сбоев.</w:t>
       </w:r>
     </w:p>
-    <w:bookmarkStart w:id="44" w:name="X9731e466fd9b597a2c93d309b95691e95dcd61b"/>
+    <w:bookmarkStart w:id="45" w:name="X9731e466fd9b597a2c93d309b95691e95dcd61b"/>
     <w:p>
       <w:pPr>
         <w:pStyle w:val="Heading3"/>
@@ -2469,8 +2601,8 @@
         <w:t xml:space="preserve">GitHub Actions</w:t>
       </w:r>
     </w:p>
-    <w:bookmarkEnd w:id="44"/>
-    <w:bookmarkStart w:id="45" w:name="X9b4a6e36e1a78605b30d2ecd058dfc27b7386ba"/>
+    <w:bookmarkEnd w:id="45"/>
+    <w:bookmarkStart w:id="46" w:name="X9b4a6e36e1a78605b30d2ecd058dfc27b7386ba"/>
     <w:p>
       <w:pPr>
         <w:pStyle w:val="Heading3"/>
@@ -2664,8 +2796,8 @@
         <w:t xml:space="preserve">GitHub Actions</w:t>
       </w:r>
     </w:p>
-    <w:bookmarkEnd w:id="45"/>
-    <w:bookmarkStart w:id="46" w:name="X718ad574f69132817414ccebddf8c24f3591133"/>
+    <w:bookmarkEnd w:id="46"/>
+    <w:bookmarkStart w:id="47" w:name="X718ad574f69132817414ccebddf8c24f3591133"/>
     <w:p>
       <w:pPr>
         <w:pStyle w:val="Heading3"/>
@@ -2891,8 +3023,8 @@
         <w:t xml:space="preserve">pytest</w:t>
       </w:r>
     </w:p>
-    <w:bookmarkEnd w:id="46"/>
-    <w:bookmarkStart w:id="47" w:name="X1e87d79334cb4349d093fe01d10ad07541d4464"/>
+    <w:bookmarkEnd w:id="47"/>
+    <w:bookmarkStart w:id="48" w:name="X1e87d79334cb4349d093fe01d10ad07541d4464"/>
     <w:p>
       <w:pPr>
         <w:pStyle w:val="Heading3"/>
@@ -3015,8 +3147,8 @@
         <w:t xml:space="preserve">aiogram</w:t>
       </w:r>
     </w:p>
-    <w:bookmarkEnd w:id="47"/>
-    <w:bookmarkStart w:id="48" w:name="X325faa0fa14aa06f98a949864c6050fb8b699c5"/>
+    <w:bookmarkEnd w:id="48"/>
+    <w:bookmarkStart w:id="49" w:name="X325faa0fa14aa06f98a949864c6050fb8b699c5"/>
     <w:p>
       <w:pPr>
         <w:pStyle w:val="Heading3"/>
@@ -3161,8 +3293,8 @@
         <w:t xml:space="preserve">pytest</w:t>
       </w:r>
     </w:p>
-    <w:bookmarkEnd w:id="48"/>
-    <w:bookmarkStart w:id="49" w:name="X23a65f4adb717c011f02713e9e4676d339552c8"/>
+    <w:bookmarkEnd w:id="49"/>
+    <w:bookmarkStart w:id="50" w:name="X23a65f4adb717c011f02713e9e4676d339552c8"/>
     <w:p>
       <w:pPr>
         <w:pStyle w:val="Heading3"/>
@@ -3273,9 +3405,9 @@
         </w:pict>
       </w:r>
     </w:p>
-    <w:bookmarkEnd w:id="49"/>
     <w:bookmarkEnd w:id="50"/>
-    <w:bookmarkStart w:id="51" w:name="образование"/>
+    <w:bookmarkEnd w:id="51"/>
+    <w:bookmarkStart w:id="52" w:name="образование"/>
     <w:p>
       <w:pPr>
         <w:pStyle w:val="Heading2"/>
@@ -3466,8 +3598,8 @@
         </w:pict>
       </w:r>
     </w:p>
-    <w:bookmarkEnd w:id="51"/>
-    <w:bookmarkStart w:id="52" w:name="языки"/>
+    <w:bookmarkEnd w:id="52"/>
+    <w:bookmarkStart w:id="53" w:name="языки"/>
     <w:p>
       <w:pPr>
         <w:pStyle w:val="Heading2"/>
@@ -3539,8 +3671,8 @@
         </w:pict>
       </w:r>
     </w:p>
-    <w:bookmarkEnd w:id="52"/>
-    <w:bookmarkStart w:id="53" w:name="дополнительно"/>
+    <w:bookmarkEnd w:id="53"/>
+    <w:bookmarkStart w:id="54" w:name="дополнительно"/>
     <w:p>
       <w:pPr>
         <w:pStyle w:val="Heading2"/>
@@ -3610,8 +3742,8 @@
         </w:pict>
       </w:r>
     </w:p>
-    <w:bookmarkEnd w:id="53"/>
-    <w:bookmarkStart w:id="54" w:name="контакты"/>
+    <w:bookmarkEnd w:id="54"/>
+    <w:bookmarkStart w:id="55" w:name="контакты"/>
     <w:p>
       <w:pPr>
         <w:pStyle w:val="Heading2"/>
@@ -3805,8 +3937,8 @@
         <w:t xml:space="preserve">Резюме обновлено: Август 2026</w:t>
       </w:r>
     </w:p>
-    <w:bookmarkEnd w:id="54"/>
     <w:bookmarkEnd w:id="55"/>
+    <w:bookmarkEnd w:id="56"/>
     <w:sectPr>
       <w:footnotePr>
         <w:numRestart w:val="eachSect"/>

--- a/Protas_Maria_LeadDeveloper_2026.docx
+++ b/Protas_Maria_LeadDeveloper_2026.docx
@@ -444,7 +444,7 @@
                 <w:b/>
                 <w:bCs/>
               </w:rPr>
-              <w:t xml:space="preserve">9+ человек</w:t>
+              <w:t xml:space="preserve">11 человек</w:t>
             </w:r>
           </w:p>
         </w:tc>
@@ -514,7 +514,7 @@
         <w:t xml:space="preserve"> </w:t>
       </w:r>
       <w:r>
-        <w:t xml:space="preserve">с 7+ годами коммерческого опыта, ведущий команду. Пишу код каждый день — лидерство не заменило инженерную работу, а добавилось к ней.</w:t>
+        <w:t xml:space="preserve">с 7+ годами коммерческого опыта, веду команду из 11 инженеров. Пишу код каждый день — лидерство не заменило инженерную работу, а добавилось к ней.</w:t>
       </w:r>
     </w:p>
     <w:p>
@@ -1215,10 +1215,10 @@
           <w:b/>
           <w:bCs/>
         </w:rPr>
-        <w:t xml:space="preserve">Системный дизайн платформы</w:t>
-      </w:r>
-      <w:r>
-        <w:t xml:space="preserve">: декомпозиция монолита на микросервисы, границы сервисов и контракты, выбор синхронного (gRPC) и асинхронного (очереди) взаимодействия</w:t>
+        <w:t xml:space="preserve">Спроектировала архитектуру платформы</w:t>
+      </w:r>
+      <w:r>
+        <w:t xml:space="preserve">: разделила монолит на микросервисы, определила границы и контракты, под каждую задачу выбрала синхронное (gRPC) или асинхронное (очереди) взаимодействие</w:t>
       </w:r>
     </w:p>
     <w:p>
@@ -1230,20 +1230,20 @@
         </w:numPr>
       </w:pPr>
       <w:r>
-        <w:t xml:space="preserve">🐍</w:t>
-      </w:r>
-      <w:r>
-        <w:t xml:space="preserve"> </w:t>
-      </w:r>
-      <w:r>
-        <w:rPr>
-          <w:b/>
-          <w:bCs/>
-        </w:rPr>
-        <w:t xml:space="preserve">Backend на Python 3.12–3.14</w:t>
-      </w:r>
-      <w:r>
-        <w:t xml:space="preserve">: FastAPI 0.115+ и asyncio, SQLAlchemy async, Celery — основные бизнес-сервисы</w:t>
+        <w:t xml:space="preserve">👥</w:t>
+      </w:r>
+      <w:r>
+        <w:t xml:space="preserve"> </w:t>
+      </w:r>
+      <w:r>
+        <w:rPr>
+          <w:b/>
+          <w:bCs/>
+        </w:rPr>
+        <w:t xml:space="preserve">Веду команду из 11 разработчиков</w:t>
+      </w:r>
+      <w:r>
+        <w:t xml:space="preserve">: декомпозирую задачи, ревьюю код, менторю, провожу 1-on-1 и собеседования — не переставая писать код сама</w:t>
       </w:r>
     </w:p>
     <w:p>
@@ -1255,20 +1255,20 @@
         </w:numPr>
       </w:pPr>
       <w:r>
-        <w:t xml:space="preserve">🐹</w:t>
-      </w:r>
-      <w:r>
-        <w:t xml:space="preserve"> </w:t>
-      </w:r>
-      <w:r>
-        <w:rPr>
-          <w:b/>
-          <w:bCs/>
-        </w:rPr>
-        <w:t xml:space="preserve">Backend на Go 1.22–1.24</w:t>
-      </w:r>
-      <w:r>
-        <w:t xml:space="preserve">: сервисы интеграций и фоновой обработки на Gin, где важны latency и параллелизм — goroutines, channels, context с отменой; статические бинари без рантайма</w:t>
+        <w:t xml:space="preserve">✅</w:t>
+      </w:r>
+      <w:r>
+        <w:t xml:space="preserve"> </w:t>
+      </w:r>
+      <w:r>
+        <w:rPr>
+          <w:b/>
+          <w:bCs/>
+        </w:rPr>
+        <w:t xml:space="preserve">Подняла покрытие тестами с 20% до 75%+</w:t>
+      </w:r>
+      <w:r>
+        <w:t xml:space="preserve">: ввела pytest и интеграционные тесты на testcontainers, quality gate в CI и обязательное ревью перед мержем</w:t>
       </w:r>
     </w:p>
     <w:p>
@@ -1280,20 +1280,20 @@
         </w:numPr>
       </w:pPr>
       <w:r>
-        <w:t xml:space="preserve">🚀</w:t>
-      </w:r>
-      <w:r>
-        <w:t xml:space="preserve"> </w:t>
-      </w:r>
-      <w:r>
-        <w:rPr>
-          <w:b/>
-          <w:bCs/>
-        </w:rPr>
-        <w:t xml:space="preserve">FullStack</w:t>
-      </w:r>
-      <w:r>
-        <w:t xml:space="preserve">: React SPA на TypeScript поверх собственных API — формы, таблицы с серверной пагинацией, разграничение прав</w:t>
+        <w:t xml:space="preserve">📈</w:t>
+      </w:r>
+      <w:r>
+        <w:t xml:space="preserve"> </w:t>
+      </w:r>
+      <w:r>
+        <w:rPr>
+          <w:b/>
+          <w:bCs/>
+        </w:rPr>
+        <w:t xml:space="preserve">Ускорила критичные API на 40%</w:t>
+      </w:r>
+      <w:r>
+        <w:t xml:space="preserve">: переписала планы запросов и добавила покрывающие индексы в PostgreSQL</w:t>
       </w:r>
     </w:p>
     <w:p>
@@ -1305,20 +1305,20 @@
         </w:numPr>
       </w:pPr>
       <w:r>
-        <w:t xml:space="preserve">🔄</w:t>
-      </w:r>
-      <w:r>
-        <w:t xml:space="preserve"> </w:t>
-      </w:r>
-      <w:r>
-        <w:rPr>
-          <w:b/>
-          <w:bCs/>
-        </w:rPr>
-        <w:t xml:space="preserve">Асинхронное взаимодействие</w:t>
-      </w:r>
-      <w:r>
-        <w:t xml:space="preserve">: Kafka и RabbitMQ между сервисами, идемпотентность обработчиков, DLQ и повторы</w:t>
+        <w:t xml:space="preserve">🐍</w:t>
+      </w:r>
+      <w:r>
+        <w:t xml:space="preserve"> </w:t>
+      </w:r>
+      <w:r>
+        <w:rPr>
+          <w:b/>
+          <w:bCs/>
+        </w:rPr>
+        <w:t xml:space="preserve">Написала основные бизнес-сервисы на Python 3.12–3.14</w:t>
+      </w:r>
+      <w:r>
+        <w:t xml:space="preserve">: FastAPI 0.115+, asyncio, SQLAlchemy async, Celery</w:t>
       </w:r>
     </w:p>
     <w:p>
@@ -1330,30 +1330,23 @@
         </w:numPr>
       </w:pPr>
       <w:r>
-        <w:t xml:space="preserve">✅</w:t>
-      </w:r>
-      <w:r>
-        <w:t xml:space="preserve"> </w:t>
-      </w:r>
-      <w:r>
-        <w:rPr>
-          <w:b/>
-          <w:bCs/>
-        </w:rPr>
-        <w:t xml:space="preserve">Качество как процесс</w:t>
-      </w:r>
-      <w:r>
-        <w:t xml:space="preserve">: pytest + интеграционные тесты на testcontainers, quality gate в CI, обязательное ревью — покрытие</w:t>
-      </w:r>
-      <w:r>
-        <w:t xml:space="preserve"> </w:t>
-      </w:r>
-      <w:r>
-        <w:rPr>
-          <w:b/>
-          <w:bCs/>
-        </w:rPr>
-        <w:t xml:space="preserve">20% → 75%+</w:t>
+        <w:t xml:space="preserve">🐹</w:t>
+      </w:r>
+      <w:r>
+        <w:t xml:space="preserve"> </w:t>
+      </w:r>
+      <w:r>
+        <w:rPr>
+          <w:b/>
+          <w:bCs/>
+        </w:rPr>
+        <w:t xml:space="preserve">Вынесла интеграции и фоновую обработку в сервисы на Go 1.22–1.24</w:t>
+      </w:r>
+      <w:r>
+        <w:t xml:space="preserve"> </w:t>
+      </w:r>
+      <w:r>
+        <w:t xml:space="preserve">(Gin) — там, где важны latency и параллелизм: goroutines, channels, context с отменой, статические бинари без рантайма на целевой машине</w:t>
       </w:r>
     </w:p>
     <w:p>
@@ -1365,30 +1358,20 @@
         </w:numPr>
       </w:pPr>
       <w:r>
-        <w:t xml:space="preserve">📈</w:t>
-      </w:r>
-      <w:r>
-        <w:t xml:space="preserve"> </w:t>
-      </w:r>
-      <w:r>
-        <w:rPr>
-          <w:b/>
-          <w:bCs/>
-        </w:rPr>
-        <w:t xml:space="preserve">Оптимизация PostgreSQL</w:t>
-      </w:r>
-      <w:r>
-        <w:t xml:space="preserve">: планы запросов, индексы — время ответа критических API</w:t>
-      </w:r>
-      <w:r>
-        <w:t xml:space="preserve"> </w:t>
-      </w:r>
-      <w:r>
-        <w:rPr>
-          <w:b/>
-          <w:bCs/>
-        </w:rPr>
-        <w:t xml:space="preserve">−40%</w:t>
+        <w:t xml:space="preserve">🔄</w:t>
+      </w:r>
+      <w:r>
+        <w:t xml:space="preserve"> </w:t>
+      </w:r>
+      <w:r>
+        <w:rPr>
+          <w:b/>
+          <w:bCs/>
+        </w:rPr>
+        <w:t xml:space="preserve">Развела сервисы через Kafka и RabbitMQ</w:t>
+      </w:r>
+      <w:r>
+        <w:t xml:space="preserve">: идемпотентные обработчики, DLQ, политики повторов</w:t>
       </w:r>
     </w:p>
     <w:p>
@@ -1400,20 +1383,20 @@
         </w:numPr>
       </w:pPr>
       <w:r>
-        <w:t xml:space="preserve">👥</w:t>
-      </w:r>
-      <w:r>
-        <w:t xml:space="preserve"> </w:t>
-      </w:r>
-      <w:r>
-        <w:rPr>
-          <w:b/>
-          <w:bCs/>
-        </w:rPr>
-        <w:t xml:space="preserve">Руководство командой 9+ разработчиков</w:t>
-      </w:r>
-      <w:r>
-        <w:t xml:space="preserve">: декомпозиция задач, code review, менторинг, 1-on-1, найм</w:t>
+        <w:t xml:space="preserve">🚀</w:t>
+      </w:r>
+      <w:r>
+        <w:t xml:space="preserve"> </w:t>
+      </w:r>
+      <w:r>
+        <w:rPr>
+          <w:b/>
+          <w:bCs/>
+        </w:rPr>
+        <w:t xml:space="preserve">Собрала фронтенд поверх собственных API</w:t>
+      </w:r>
+      <w:r>
+        <w:t xml:space="preserve">: React SPA на TypeScript — формы, таблицы с серверной пагинацией, разграничение прав</w:t>
       </w:r>
     </w:p>
     <w:p>
@@ -1425,23 +1408,20 @@
         </w:numPr>
       </w:pPr>
       <w:r>
-        <w:t xml:space="preserve">🤖</w:t>
-      </w:r>
-      <w:r>
-        <w:t xml:space="preserve"> </w:t>
-      </w:r>
-      <w:r>
-        <w:rPr>
-          <w:b/>
-          <w:bCs/>
-        </w:rPr>
-        <w:t xml:space="preserve">Интеграция LLM</w:t>
-      </w:r>
-      <w:r>
-        <w:t xml:space="preserve"> </w:t>
-      </w:r>
-      <w:r>
-        <w:t xml:space="preserve">(OpenAI / Anthropic Claude API, RAG, function calling) во внутренние сервисы</w:t>
+        <w:t xml:space="preserve">🛡</w:t>
+      </w:r>
+      <w:r>
+        <w:t xml:space="preserve"> </w:t>
+      </w:r>
+      <w:r>
+        <w:rPr>
+          <w:b/>
+          <w:bCs/>
+        </w:rPr>
+        <w:t xml:space="preserve">Отвечаю за эксплуатацию</w:t>
+      </w:r>
+      <w:r>
+        <w:t xml:space="preserve">: SLA/SLO на критичные сервисы, алерты в Grafana/Prometheus, разбор инцидентов и постмортемы, дежурства по графику; Kubernetes 1.30+, GitLab CI</w:t>
       </w:r>
     </w:p>
     <w:p>
@@ -1463,10 +1443,10 @@
           <w:b/>
           <w:bCs/>
         </w:rPr>
-        <w:t xml:space="preserve">ML и MLOps на данных платформы</w:t>
-      </w:r>
-      <w:r>
-        <w:t xml:space="preserve">: модели прогнозирования и классификации (PyTorch 2.x, Scikit-learn 1.5+), подбор гиперпараметров, версионирование и вывод моделей в прод сервисом инференса, контроль качества после выката</w:t>
+        <w:t xml:space="preserve">Вывела ML в прод на данных платформы</w:t>
+      </w:r>
+      <w:r>
+        <w:t xml:space="preserve">: модели прогнозирования и классификации (PyTorch 2.x, Scikit-learn 1.5+), подбор гиперпараметров, версионирование, сервис инференса, контроль качества после каждого выката</w:t>
       </w:r>
     </w:p>
     <w:p>
@@ -1478,20 +1458,20 @@
         </w:numPr>
       </w:pPr>
       <w:r>
-        <w:t xml:space="preserve">🛡</w:t>
-      </w:r>
-      <w:r>
-        <w:t xml:space="preserve"> </w:t>
-      </w:r>
-      <w:r>
-        <w:rPr>
-          <w:b/>
-          <w:bCs/>
-        </w:rPr>
-        <w:t xml:space="preserve">SRE-часть работы</w:t>
-      </w:r>
-      <w:r>
-        <w:t xml:space="preserve">: SLA/SLO на критичные сервисы, алерты в Grafana/Prometheus, разбор инцидентов и постмортемы, дежурства по графику; Kubernetes 1.30+, GitLab CI</w:t>
+        <w:t xml:space="preserve">🤖</w:t>
+      </w:r>
+      <w:r>
+        <w:t xml:space="preserve"> </w:t>
+      </w:r>
+      <w:r>
+        <w:rPr>
+          <w:b/>
+          <w:bCs/>
+        </w:rPr>
+        <w:t xml:space="preserve">Встроила LLM во внутренние сервисы</w:t>
+      </w:r>
+      <w:r>
+        <w:t xml:space="preserve">: OpenAI и Anthropic Claude API, RAG, function calling</w:t>
       </w:r>
     </w:p>
     <w:p>
@@ -1513,10 +1493,10 @@
           <w:b/>
           <w:bCs/>
         </w:rPr>
-        <w:t xml:space="preserve">Интеграции и доступ</w:t>
-      </w:r>
-      <w:r>
-        <w:t xml:space="preserve">: httpx (async-клиенты, таймауты, ретраи, пулы соединений), единый вход через Keycloak 26 (OIDC/SSO, JWT, роли)</w:t>
+        <w:t xml:space="preserve">Закрыла интеграции и единый вход</w:t>
+      </w:r>
+      <w:r>
+        <w:t xml:space="preserve">: httpx (async, таймауты, ретраи, пулы соединений), Keycloak 26 (OIDC/SSO, JWT, роли)</w:t>
       </w:r>
     </w:p>
     <w:p>
@@ -1740,13 +1720,10 @@
           <w:b/>
           <w:bCs/>
         </w:rPr>
-        <w:t xml:space="preserve">Веб-платформа</w:t>
-      </w:r>
-      <w:r>
-        <w:t xml:space="preserve"> </w:t>
-      </w:r>
-      <w:r>
-        <w:t xml:space="preserve">мониторинга производительности HW/SW: Django 4.2–5.1 / DRF 3.14+ + Vue 3 + TypeScript 5</w:t>
+        <w:t xml:space="preserve">Построила веб-платформу мониторинга производительности железа и ПО</w:t>
+      </w:r>
+      <w:r>
+        <w:t xml:space="preserve">: Django 4.2–5.1 / DRF 3.14+, Vue 3 (Composition API), TypeScript 5</w:t>
       </w:r>
     </w:p>
     <w:p>
@@ -1768,13 +1745,10 @@
           <w:b/>
           <w:bCs/>
         </w:rPr>
-        <w:t xml:space="preserve">REST API и WebSocket</w:t>
-      </w:r>
-      <w:r>
-        <w:t xml:space="preserve"> </w:t>
-      </w:r>
-      <w:r>
-        <w:t xml:space="preserve">для real-time метрик; сбор и агрегация телеметрии с оборудования на httpx (async, таймауты, ретраи)</w:t>
+        <w:t xml:space="preserve">Отдала метрики в реальном времени</w:t>
+      </w:r>
+      <w:r>
+        <w:t xml:space="preserve">: REST API и WebSocket; собирала и агрегировала телеметрию с оборудования на httpx (async, таймауты, ретраи)</w:t>
       </w:r>
     </w:p>
     <w:p>
@@ -1796,10 +1770,13 @@
           <w:b/>
           <w:bCs/>
         </w:rPr>
-        <w:t xml:space="preserve">ML на телеметрии</w:t>
-      </w:r>
-      <w:r>
-        <w:t xml:space="preserve">: обучение и дообучение моделей (PyTorch 2.0–2.5, TensorFlow / Keras 2.12+, Scikit-learn 1.3+), подбор гиперпараметров, задачи регрессии и классификации, оценка на отложенной выборке</w:t>
+        <w:t xml:space="preserve">Обучала и дообучала модели на телеметрии</w:t>
+      </w:r>
+      <w:r>
+        <w:t xml:space="preserve"> </w:t>
+      </w:r>
+      <w:r>
+        <w:t xml:space="preserve">(PyTorch 2.0–2.5, TensorFlow / Keras 2.12+, Scikit-learn 1.3+): подбор гиперпараметров, регрессия и классификация, оценка на отложенной выборке</w:t>
       </w:r>
     </w:p>
     <w:p>
@@ -1821,7 +1798,7 @@
           <w:b/>
           <w:bCs/>
         </w:rPr>
-        <w:t xml:space="preserve">Эксплуатация платформы</w:t>
+        <w:t xml:space="preserve">Эксплуатировала платформу</w:t>
       </w:r>
       <w:r>
         <w:t xml:space="preserve">: сборки и выкаты через GitLab CI, дашборды и алерты в Grafana / Prometheus, дежурства и разбор инцидентов</w:t>
@@ -1846,7 +1823,7 @@
           <w:b/>
           <w:bCs/>
         </w:rPr>
-        <w:t xml:space="preserve">Единый вход</w:t>
+        <w:t xml:space="preserve">Внедрила единый вход</w:t>
       </w:r>
       <w:r>
         <w:t xml:space="preserve"> </w:t>
@@ -1874,7 +1851,7 @@
           <w:b/>
           <w:bCs/>
         </w:rPr>
-        <w:t xml:space="preserve">Утилиты сбора метрик на Go 1.20–1.23</w:t>
+        <w:t xml:space="preserve">Написала утилиты сбора метрик на Go 1.20–1.23</w:t>
       </w:r>
       <w:r>
         <w:t xml:space="preserve"> </w:t>
@@ -1902,13 +1879,13 @@
           <w:b/>
           <w:bCs/>
         </w:rPr>
-        <w:t xml:space="preserve">Компонентная библиотека</w:t>
-      </w:r>
-      <w:r>
-        <w:t xml:space="preserve"> </w:t>
-      </w:r>
-      <w:r>
-        <w:t xml:space="preserve">Vue 3 (Composition API, Pinia), OpenAPI/Swagger</w:t>
+        <w:t xml:space="preserve">Поддерживала компонентную библиотеку</w:t>
+      </w:r>
+      <w:r>
+        <w:t xml:space="preserve"> </w:t>
+      </w:r>
+      <w:r>
+        <w:t xml:space="preserve">Vue 3 (Pinia) и контракты OpenAPI/Swagger</w:t>
       </w:r>
     </w:p>
     <w:p>
@@ -1930,7 +1907,7 @@
           <w:b/>
           <w:bCs/>
         </w:rPr>
-        <w:t xml:space="preserve">Тестирование</w:t>
+        <w:t xml:space="preserve">Покрыла стек тестами</w:t>
       </w:r>
       <w:r>
         <w:t xml:space="preserve">: pytest на бэкенде, Jest на фронтенде; code review, Scrum</w:t>
@@ -2139,10 +2116,13 @@
           <w:b/>
           <w:bCs/>
         </w:rPr>
-        <w:t xml:space="preserve">Глубокое обучение и ML</w:t>
-      </w:r>
-      <w:r>
-        <w:t xml:space="preserve">: обучение и дообучение моделей на TensorFlow 1.15–2.8 / Keras и PyTorch 1.x, классические алгоритмы на Scikit-learn 0.20–1.0</w:t>
+        <w:t xml:space="preserve">Обучала и дообучала модели глубокого обучения</w:t>
+      </w:r>
+      <w:r>
+        <w:t xml:space="preserve"> </w:t>
+      </w:r>
+      <w:r>
+        <w:t xml:space="preserve">на TensorFlow 1.15–2.8 / Keras и PyTorch 1.x, классические алгоритмы — на Scikit-learn 0.20–1.0</w:t>
       </w:r>
     </w:p>
     <w:p>
@@ -2164,7 +2144,7 @@
           <w:b/>
           <w:bCs/>
         </w:rPr>
-        <w:t xml:space="preserve">Полный цикл модели</w:t>
+        <w:t xml:space="preserve">Вела модель полного цикла</w:t>
       </w:r>
       <w:r>
         <w:t xml:space="preserve">: подготовка и разметка датасетов, выбор архитектуры, подбор гиперпараметров, регуляризация, метрики регрессии и классификации, инференс в проде</w:t>
@@ -2179,23 +2159,20 @@
         </w:numPr>
       </w:pPr>
       <w:r>
-        <w:t xml:space="preserve">🔬</w:t>
-      </w:r>
-      <w:r>
-        <w:t xml:space="preserve"> </w:t>
-      </w:r>
-      <w:r>
-        <w:rPr>
-          <w:b/>
-          <w:bCs/>
-        </w:rPr>
-        <w:t xml:space="preserve">Веб-инструменты</w:t>
-      </w:r>
-      <w:r>
-        <w:t xml:space="preserve"> </w:t>
-      </w:r>
-      <w:r>
-        <w:t xml:space="preserve">анализа производительности ПО и HW: Python 3.6–3.9 (Django 2.0–4.0) + React 16 + D3.js</w:t>
+        <w:t xml:space="preserve">♻️</w:t>
+      </w:r>
+      <w:r>
+        <w:t xml:space="preserve"> </w:t>
+      </w:r>
+      <w:r>
+        <w:rPr>
+          <w:b/>
+          <w:bCs/>
+        </w:rPr>
+        <w:t xml:space="preserve">Автоматизировала обучение и переобучение</w:t>
+      </w:r>
+      <w:r>
+        <w:t xml:space="preserve">: подготовка данных, регулярный ретрейн, выкат весов в сервисы — MLOps до того, как это так назвали</w:t>
       </w:r>
     </w:p>
     <w:p>
@@ -2207,20 +2184,20 @@
         </w:numPr>
       </w:pPr>
       <w:r>
-        <w:t xml:space="preserve">🗃</w:t>
-      </w:r>
-      <w:r>
-        <w:t xml:space="preserve"> </w:t>
-      </w:r>
-      <w:r>
-        <w:rPr>
-          <w:b/>
-          <w:bCs/>
-        </w:rPr>
-        <w:t xml:space="preserve">Backend</w:t>
-      </w:r>
-      <w:r>
-        <w:t xml:space="preserve">: REST API, PostgreSQL 9.6–13 + MongoDB 4.x; дашборды на больших выборках</w:t>
+        <w:t xml:space="preserve">🔬</w:t>
+      </w:r>
+      <w:r>
+        <w:t xml:space="preserve"> </w:t>
+      </w:r>
+      <w:r>
+        <w:rPr>
+          <w:b/>
+          <w:bCs/>
+        </w:rPr>
+        <w:t xml:space="preserve">Построила веб-инструменты анализа производительности ПО и железа</w:t>
+      </w:r>
+      <w:r>
+        <w:t xml:space="preserve">: Python 3.6–3.9 (Django 2.0–4.0), React 16, D3.js</w:t>
       </w:r>
     </w:p>
     <w:p>
@@ -2232,20 +2209,20 @@
         </w:numPr>
       </w:pPr>
       <w:r>
-        <w:t xml:space="preserve">♻️</w:t>
-      </w:r>
-      <w:r>
-        <w:t xml:space="preserve"> </w:t>
-      </w:r>
-      <w:r>
-        <w:rPr>
-          <w:b/>
-          <w:bCs/>
-        </w:rPr>
-        <w:t xml:space="preserve">Пайплайны обучения и переобучения</w:t>
-      </w:r>
-      <w:r>
-        <w:t xml:space="preserve">: подготовка данных, регулярный ретрейн, выкат весов в сервисы — MLOps до того, как это так назвали</w:t>
+        <w:t xml:space="preserve">🗃</w:t>
+      </w:r>
+      <w:r>
+        <w:t xml:space="preserve"> </w:t>
+      </w:r>
+      <w:r>
+        <w:rPr>
+          <w:b/>
+          <w:bCs/>
+        </w:rPr>
+        <w:t xml:space="preserve">Отдала данные через REST API</w:t>
+      </w:r>
+      <w:r>
+        <w:t xml:space="preserve">: PostgreSQL 9.6–13 и MongoDB 4.x, дашборды на больших выборках</w:t>
       </w:r>
     </w:p>
     <w:p>
@@ -2267,13 +2244,13 @@
           <w:b/>
           <w:bCs/>
         </w:rPr>
-        <w:t xml:space="preserve">QA-автоматизация</w:t>
-      </w:r>
-      <w:r>
-        <w:t xml:space="preserve"> </w:t>
-      </w:r>
-      <w:r>
-        <w:t xml:space="preserve">(pytest, unittest); мониторинг Grafana / Prometheus</w:t>
+        <w:t xml:space="preserve">Автоматизировала QA</w:t>
+      </w:r>
+      <w:r>
+        <w:t xml:space="preserve"> </w:t>
+      </w:r>
+      <w:r>
+        <w:t xml:space="preserve">(pytest, unittest) и мониторинг в Grafana / Prometheus</w:t>
       </w:r>
     </w:p>
     <w:p>

--- a/Protas_Maria_LeadDeveloper_2026.docx
+++ b/Protas_Maria_LeadDeveloper_2026.docx
@@ -577,6 +577,21 @@
           <w:b/>
           <w:bCs/>
         </w:rPr>
+        <w:t xml:space="preserve">SDET-часть работы</w:t>
+      </w:r>
+      <w:r>
+        <w:t xml:space="preserve">: тестовую инфраструктуру строю сама и как код — фикстуры и фабрики данных, интеграционные тесты на testcontainers, стабы внешних API, контрактные проверки по OpenAPI, UI-автотесты на Playwright, параллельный прогон и отчёты в CI. Качество для меня — не отдельная роль рядом с разработкой, а свойство пайплайна: пока автотесты не гоняются на каждый мерж, «готово» не наступает.</w:t>
+      </w:r>
+    </w:p>
+    <w:p>
+      <w:pPr>
+        <w:pStyle w:val="BodyText"/>
+      </w:pPr>
+      <w:r>
+        <w:rPr>
+          <w:b/>
+          <w:bCs/>
+        </w:rPr>
         <w:t xml:space="preserve">ML и глубокое обучение</w:t>
       </w:r>
       <w:r>
@@ -601,7 +616,7 @@
           <w:b/>
           <w:bCs/>
         </w:rPr>
-        <w:t xml:space="preserve">Lead Developer · Team Lead · Senior Backend (Python / Go) · Senior FullStack · ML Engineer</w:t>
+        <w:t xml:space="preserve">Lead Developer · Team Lead · Senior Backend (Python / Go) · Senior FullStack · SDET / Test Automation · ML Engineer</w:t>
       </w:r>
     </w:p>
     <w:p>
@@ -867,13 +882,13 @@
       </w:r>
     </w:p>
     <w:bookmarkEnd w:id="35"/>
-    <w:bookmarkStart w:id="36" w:name="qa-и-качество-кода"/>
+    <w:bookmarkStart w:id="36" w:name="qa-sdet-и-качество-кода"/>
     <w:p>
       <w:pPr>
         <w:pStyle w:val="Heading3"/>
       </w:pPr>
       <w:r>
-        <w:t xml:space="preserve">QA и качество кода</w:t>
+        <w:t xml:space="preserve">QA / SDET и качество кода</w:t>
       </w:r>
     </w:p>
     <w:p>
@@ -884,7 +899,7 @@
         <w:rPr>
           <w:rStyle w:val="VerbatimChar"/>
         </w:rPr>
-        <w:t xml:space="preserve">pytest            ●●●●●  юнит · параметризация · фикстуры · моки · покрытие</w:t>
+        <w:t xml:space="preserve">pytest            ●●●●●  юнит · параметризация · фикстуры · моки · покрытие (pytest-cov)</w:t>
       </w:r>
       <w:r>
         <w:br/>
@@ -893,7 +908,7 @@
         <w:rPr>
           <w:rStyle w:val="VerbatimChar"/>
         </w:rPr>
-        <w:t xml:space="preserve">Интеграционные    ●●●●○  testcontainers · тестовая БД · контрактные тесты API</w:t>
+        <w:t xml:space="preserve">Экосистема pytest ●●●●○  pytest-asyncio · pytest-mock · pytest-xdist (параллельный прогон) · Allure-отчёты</w:t>
       </w:r>
       <w:r>
         <w:br/>
@@ -902,7 +917,43 @@
         <w:rPr>
           <w:rStyle w:val="VerbatimChar"/>
         </w:rPr>
+        <w:t xml:space="preserve">Интеграционные    ●●●●○  testcontainers · тестовая БД · WireMock и стабы внешних API</w:t>
+      </w:r>
+      <w:r>
+        <w:br/>
+      </w:r>
+      <w:r>
+        <w:rPr>
+          <w:rStyle w:val="VerbatimChar"/>
+        </w:rPr>
+        <w:t xml:space="preserve">API-контракты     ●●●●○  контрактные тесты по OpenAPI · schemathesis · Postman / Newman</w:t>
+      </w:r>
+      <w:r>
+        <w:br/>
+      </w:r>
+      <w:r>
+        <w:rPr>
+          <w:rStyle w:val="VerbatimChar"/>
+        </w:rPr>
         <w:t xml:space="preserve">UI-автотесты      ●●●●○  Playwright · Jest / Vitest</w:t>
+      </w:r>
+      <w:r>
+        <w:br/>
+      </w:r>
+      <w:r>
+        <w:rPr>
+          <w:rStyle w:val="VerbatimChar"/>
+        </w:rPr>
+        <w:t xml:space="preserve">Тестовые данные   ●●●○○  Faker · factory-boy · hypothesis (property-based)</w:t>
+      </w:r>
+      <w:r>
+        <w:br/>
+      </w:r>
+      <w:r>
+        <w:rPr>
+          <w:rStyle w:val="VerbatimChar"/>
+        </w:rPr>
+        <w:t xml:space="preserve">Нагрузка          ●●●○○  Locust · k6 — профили нагрузки, поиск узких мест</w:t>
       </w:r>
       <w:r>
         <w:br/>
@@ -1280,20 +1331,20 @@
         </w:numPr>
       </w:pPr>
       <w:r>
-        <w:t xml:space="preserve">📈</w:t>
-      </w:r>
-      <w:r>
-        <w:t xml:space="preserve"> </w:t>
-      </w:r>
-      <w:r>
-        <w:rPr>
-          <w:b/>
-          <w:bCs/>
-        </w:rPr>
-        <w:t xml:space="preserve">Ускорила критичные API на 40%</w:t>
-      </w:r>
-      <w:r>
-        <w:t xml:space="preserve">: переписала планы запросов и добавила покрывающие индексы в PostgreSQL</w:t>
+        <w:t xml:space="preserve">🧪</w:t>
+      </w:r>
+      <w:r>
+        <w:t xml:space="preserve"> </w:t>
+      </w:r>
+      <w:r>
+        <w:rPr>
+          <w:b/>
+          <w:bCs/>
+        </w:rPr>
+        <w:t xml:space="preserve">Построила тестовую инфраструктуру платформы (SDET)</w:t>
+      </w:r>
+      <w:r>
+        <w:t xml:space="preserve">: слой фикстур и фабрик данных (Faker, factory-boy), поднятие зависимостей в testcontainers, стабы внешних API, контрактные проверки по OpenAPI (schemathesis), параллельный прогон (pytest-xdist) и Allure-отчёты в GitLab CI; нагрузочные профили критичных ручек на Locust перед выкатом</w:t>
       </w:r>
     </w:p>
     <w:p>
@@ -1305,20 +1356,20 @@
         </w:numPr>
       </w:pPr>
       <w:r>
-        <w:t xml:space="preserve">🐍</w:t>
-      </w:r>
-      <w:r>
-        <w:t xml:space="preserve"> </w:t>
-      </w:r>
-      <w:r>
-        <w:rPr>
-          <w:b/>
-          <w:bCs/>
-        </w:rPr>
-        <w:t xml:space="preserve">Написала основные бизнес-сервисы на Python 3.12–3.14</w:t>
-      </w:r>
-      <w:r>
-        <w:t xml:space="preserve">: FastAPI 0.115+, asyncio, SQLAlchemy async, Celery</w:t>
+        <w:t xml:space="preserve">📈</w:t>
+      </w:r>
+      <w:r>
+        <w:t xml:space="preserve"> </w:t>
+      </w:r>
+      <w:r>
+        <w:rPr>
+          <w:b/>
+          <w:bCs/>
+        </w:rPr>
+        <w:t xml:space="preserve">Ускорила критичные API на 40%</w:t>
+      </w:r>
+      <w:r>
+        <w:t xml:space="preserve">: переписала планы запросов и добавила покрывающие индексы в PostgreSQL</w:t>
       </w:r>
     </w:p>
     <w:p>
@@ -1330,23 +1381,20 @@
         </w:numPr>
       </w:pPr>
       <w:r>
-        <w:t xml:space="preserve">🐹</w:t>
-      </w:r>
-      <w:r>
-        <w:t xml:space="preserve"> </w:t>
-      </w:r>
-      <w:r>
-        <w:rPr>
-          <w:b/>
-          <w:bCs/>
-        </w:rPr>
-        <w:t xml:space="preserve">Вынесла интеграции и фоновую обработку в сервисы на Go 1.22–1.24</w:t>
-      </w:r>
-      <w:r>
-        <w:t xml:space="preserve"> </w:t>
-      </w:r>
-      <w:r>
-        <w:t xml:space="preserve">(Gin) — там, где важны latency и параллелизм: goroutines, channels, context с отменой, статические бинари без рантайма на целевой машине</w:t>
+        <w:t xml:space="preserve">🐍</w:t>
+      </w:r>
+      <w:r>
+        <w:t xml:space="preserve"> </w:t>
+      </w:r>
+      <w:r>
+        <w:rPr>
+          <w:b/>
+          <w:bCs/>
+        </w:rPr>
+        <w:t xml:space="preserve">Написала основные бизнес-сервисы на Python 3.12–3.14</w:t>
+      </w:r>
+      <w:r>
+        <w:t xml:space="preserve">: FastAPI 0.115+, asyncio, SQLAlchemy async, Celery</w:t>
       </w:r>
     </w:p>
     <w:p>
@@ -1358,20 +1406,23 @@
         </w:numPr>
       </w:pPr>
       <w:r>
-        <w:t xml:space="preserve">🔄</w:t>
-      </w:r>
-      <w:r>
-        <w:t xml:space="preserve"> </w:t>
-      </w:r>
-      <w:r>
-        <w:rPr>
-          <w:b/>
-          <w:bCs/>
-        </w:rPr>
-        <w:t xml:space="preserve">Развела сервисы через Kafka и RabbitMQ</w:t>
-      </w:r>
-      <w:r>
-        <w:t xml:space="preserve">: идемпотентные обработчики, DLQ, политики повторов</w:t>
+        <w:t xml:space="preserve">🐹</w:t>
+      </w:r>
+      <w:r>
+        <w:t xml:space="preserve"> </w:t>
+      </w:r>
+      <w:r>
+        <w:rPr>
+          <w:b/>
+          <w:bCs/>
+        </w:rPr>
+        <w:t xml:space="preserve">Вынесла интеграции и фоновую обработку в сервисы на Go 1.22–1.24</w:t>
+      </w:r>
+      <w:r>
+        <w:t xml:space="preserve"> </w:t>
+      </w:r>
+      <w:r>
+        <w:t xml:space="preserve">(Gin) — там, где важны latency и параллелизм: goroutines, channels, context с отменой, статические бинари без рантайма на целевой машине</w:t>
       </w:r>
     </w:p>
     <w:p>
@@ -1383,20 +1434,20 @@
         </w:numPr>
       </w:pPr>
       <w:r>
-        <w:t xml:space="preserve">🚀</w:t>
-      </w:r>
-      <w:r>
-        <w:t xml:space="preserve"> </w:t>
-      </w:r>
-      <w:r>
-        <w:rPr>
-          <w:b/>
-          <w:bCs/>
-        </w:rPr>
-        <w:t xml:space="preserve">Собрала фронтенд поверх собственных API</w:t>
-      </w:r>
-      <w:r>
-        <w:t xml:space="preserve">: React SPA на TypeScript — формы, таблицы с серверной пагинацией, разграничение прав</w:t>
+        <w:t xml:space="preserve">🔄</w:t>
+      </w:r>
+      <w:r>
+        <w:t xml:space="preserve"> </w:t>
+      </w:r>
+      <w:r>
+        <w:rPr>
+          <w:b/>
+          <w:bCs/>
+        </w:rPr>
+        <w:t xml:space="preserve">Развела сервисы через Kafka и RabbitMQ</w:t>
+      </w:r>
+      <w:r>
+        <w:t xml:space="preserve">: идемпотентные обработчики, DLQ, политики повторов</w:t>
       </w:r>
     </w:p>
     <w:p>
@@ -1408,20 +1459,20 @@
         </w:numPr>
       </w:pPr>
       <w:r>
-        <w:t xml:space="preserve">🛡</w:t>
-      </w:r>
-      <w:r>
-        <w:t xml:space="preserve"> </w:t>
-      </w:r>
-      <w:r>
-        <w:rPr>
-          <w:b/>
-          <w:bCs/>
-        </w:rPr>
-        <w:t xml:space="preserve">Отвечаю за эксплуатацию</w:t>
-      </w:r>
-      <w:r>
-        <w:t xml:space="preserve">: SLA/SLO на критичные сервисы, алерты в Grafana/Prometheus, разбор инцидентов и постмортемы, дежурства по графику; Kubernetes 1.30+, GitLab CI</w:t>
+        <w:t xml:space="preserve">🚀</w:t>
+      </w:r>
+      <w:r>
+        <w:t xml:space="preserve"> </w:t>
+      </w:r>
+      <w:r>
+        <w:rPr>
+          <w:b/>
+          <w:bCs/>
+        </w:rPr>
+        <w:t xml:space="preserve">Собрала фронтенд поверх собственных API</w:t>
+      </w:r>
+      <w:r>
+        <w:t xml:space="preserve">: React SPA на TypeScript — формы, таблицы с серверной пагинацией, разграничение прав</w:t>
       </w:r>
     </w:p>
     <w:p>
@@ -1433,20 +1484,20 @@
         </w:numPr>
       </w:pPr>
       <w:r>
-        <w:t xml:space="preserve">🧠</w:t>
-      </w:r>
-      <w:r>
-        <w:t xml:space="preserve"> </w:t>
-      </w:r>
-      <w:r>
-        <w:rPr>
-          <w:b/>
-          <w:bCs/>
-        </w:rPr>
-        <w:t xml:space="preserve">Вывела ML в прод на данных платформы</w:t>
-      </w:r>
-      <w:r>
-        <w:t xml:space="preserve">: модели прогнозирования и классификации (PyTorch 2.x, Scikit-learn 1.5+), подбор гиперпараметров, версионирование, сервис инференса, контроль качества после каждого выката</w:t>
+        <w:t xml:space="preserve">🛡</w:t>
+      </w:r>
+      <w:r>
+        <w:t xml:space="preserve"> </w:t>
+      </w:r>
+      <w:r>
+        <w:rPr>
+          <w:b/>
+          <w:bCs/>
+        </w:rPr>
+        <w:t xml:space="preserve">Отвечаю за эксплуатацию</w:t>
+      </w:r>
+      <w:r>
+        <w:t xml:space="preserve">: SLA/SLO на критичные сервисы, алерты в Grafana/Prometheus, разбор инцидентов и постмортемы, дежурства по графику; Kubernetes 1.30+, GitLab CI</w:t>
       </w:r>
     </w:p>
     <w:p>
@@ -1458,20 +1509,20 @@
         </w:numPr>
       </w:pPr>
       <w:r>
-        <w:t xml:space="preserve">🤖</w:t>
-      </w:r>
-      <w:r>
-        <w:t xml:space="preserve"> </w:t>
-      </w:r>
-      <w:r>
-        <w:rPr>
-          <w:b/>
-          <w:bCs/>
-        </w:rPr>
-        <w:t xml:space="preserve">Встроила LLM во внутренние сервисы</w:t>
-      </w:r>
-      <w:r>
-        <w:t xml:space="preserve">: OpenAI и Anthropic Claude API, RAG, function calling</w:t>
+        <w:t xml:space="preserve">🧠</w:t>
+      </w:r>
+      <w:r>
+        <w:t xml:space="preserve"> </w:t>
+      </w:r>
+      <w:r>
+        <w:rPr>
+          <w:b/>
+          <w:bCs/>
+        </w:rPr>
+        <w:t xml:space="preserve">Вывела ML в прод на данных платформы</w:t>
+      </w:r>
+      <w:r>
+        <w:t xml:space="preserve">: модели прогнозирования и классификации (PyTorch 2.x, Scikit-learn 1.5+), подбор гиперпараметров, версионирование, сервис инференса, контроль качества после каждого выката</w:t>
       </w:r>
     </w:p>
     <w:p>
@@ -1483,6 +1534,31 @@
         </w:numPr>
       </w:pPr>
       <w:r>
+        <w:t xml:space="preserve">🤖</w:t>
+      </w:r>
+      <w:r>
+        <w:t xml:space="preserve"> </w:t>
+      </w:r>
+      <w:r>
+        <w:rPr>
+          <w:b/>
+          <w:bCs/>
+        </w:rPr>
+        <w:t xml:space="preserve">Встроила LLM во внутренние сервисы</w:t>
+      </w:r>
+      <w:r>
+        <w:t xml:space="preserve">: OpenAI и Anthropic Claude API, RAG, function calling</w:t>
+      </w:r>
+    </w:p>
+    <w:p>
+      <w:pPr>
+        <w:pStyle w:val="Compact"/>
+        <w:numPr>
+          <w:ilvl w:val="0"/>
+          <w:numId w:val="1001"/>
+        </w:numPr>
+      </w:pPr>
+      <w:r>
         <w:t xml:space="preserve">🔗</w:t>
       </w:r>
       <w:r>
@@ -1907,10 +1983,10 @@
           <w:b/>
           <w:bCs/>
         </w:rPr>
-        <w:t xml:space="preserve">Покрыла стек тестами</w:t>
-      </w:r>
-      <w:r>
-        <w:t xml:space="preserve">: pytest на бэкенде, Jest на фронтенде; code review, Scrum</w:t>
+        <w:t xml:space="preserve">Автоматизировала регресс на всём стеке</w:t>
+      </w:r>
+      <w:r>
+        <w:t xml:space="preserve">: pytest на бэкенде и Jest на фронтенде, UI-сценарии на Playwright, прогон на каждый мерж в GitLab CI; code review, Scrum</w:t>
       </w:r>
     </w:p>
     <w:p>
@@ -2244,13 +2320,13 @@
           <w:b/>
           <w:bCs/>
         </w:rPr>
-        <w:t xml:space="preserve">Автоматизировала QA</w:t>
-      </w:r>
-      <w:r>
-        <w:t xml:space="preserve"> </w:t>
-      </w:r>
-      <w:r>
-        <w:t xml:space="preserve">(pytest, unittest) и мониторинг в Grafana / Prometheus</w:t>
+        <w:t xml:space="preserve">Автоматизировала тестирование инструментов анализа</w:t>
+      </w:r>
+      <w:r>
+        <w:t xml:space="preserve"> </w:t>
+      </w:r>
+      <w:r>
+        <w:t xml:space="preserve">(pytest, unittest): регрессионные наборы на реальных датасетах, проверка стабильности метрик модели между прогонами; мониторинг в Grafana / Prometheus</w:t>
       </w:r>
     </w:p>
     <w:p>
@@ -3709,7 +3785,7 @@
         <w:t xml:space="preserve"> </w:t>
       </w:r>
       <w:r>
-        <w:t xml:space="preserve">Lead Developer / Team Lead · Senior Backend (Python / Go) · Senior FullStack · Senior Frontend (React / Vue)</w:t>
+        <w:t xml:space="preserve">Lead Developer / Team Lead · Senior Backend (Python / Go) · Senior FullStack · SDET / Senior QA Automation · Senior Frontend (React / Vue)</w:t>
       </w:r>
     </w:p>
     <w:p>

--- a/Protas_Maria_LeadDeveloper_2026.docx
+++ b/Protas_Maria_LeadDeveloper_2026.docx
@@ -2260,20 +2260,23 @@
         </w:numPr>
       </w:pPr>
       <w:r>
-        <w:t xml:space="preserve">🔬</w:t>
-      </w:r>
-      <w:r>
-        <w:t xml:space="preserve"> </w:t>
-      </w:r>
-      <w:r>
-        <w:rPr>
-          <w:b/>
-          <w:bCs/>
-        </w:rPr>
-        <w:t xml:space="preserve">Построила веб-инструменты анализа производительности ПО и железа</w:t>
-      </w:r>
-      <w:r>
-        <w:t xml:space="preserve">: Python 3.6–3.9 (Django 2.0–4.0), React 16, D3.js</w:t>
+        <w:t xml:space="preserve">⚡</w:t>
+      </w:r>
+      <w:r>
+        <w:t xml:space="preserve"> </w:t>
+      </w:r>
+      <w:r>
+        <w:rPr>
+          <w:b/>
+          <w:bCs/>
+        </w:rPr>
+        <w:t xml:space="preserve">Подняла сервисы инференса и внутренние API на FastAPI</w:t>
+      </w:r>
+      <w:r>
+        <w:t xml:space="preserve"> </w:t>
+      </w:r>
+      <w:r>
+        <w:t xml:space="preserve">(с 2019): асинхронная выдача предсказаний, валидация запросов на Pydantic, интеграция с пайплайнами обучения</w:t>
       </w:r>
     </w:p>
     <w:p>
@@ -2285,20 +2288,20 @@
         </w:numPr>
       </w:pPr>
       <w:r>
-        <w:t xml:space="preserve">🗃</w:t>
-      </w:r>
-      <w:r>
-        <w:t xml:space="preserve"> </w:t>
-      </w:r>
-      <w:r>
-        <w:rPr>
-          <w:b/>
-          <w:bCs/>
-        </w:rPr>
-        <w:t xml:space="preserve">Отдала данные через REST API</w:t>
-      </w:r>
-      <w:r>
-        <w:t xml:space="preserve">: PostgreSQL 9.6–13 и MongoDB 4.x, дашборды на больших выборках</w:t>
+        <w:t xml:space="preserve">🔬</w:t>
+      </w:r>
+      <w:r>
+        <w:t xml:space="preserve"> </w:t>
+      </w:r>
+      <w:r>
+        <w:rPr>
+          <w:b/>
+          <w:bCs/>
+        </w:rPr>
+        <w:t xml:space="preserve">Построила веб-инструменты анализа производительности ПО и железа</w:t>
+      </w:r>
+      <w:r>
+        <w:t xml:space="preserve">: Python 3.6–3.9 (Django 2.0–4.0, FastAPI 0.4x–0.7x), React 16, D3.js</w:t>
       </w:r>
     </w:p>
     <w:p>
@@ -2310,6 +2313,31 @@
         </w:numPr>
       </w:pPr>
       <w:r>
+        <w:t xml:space="preserve">🗃</w:t>
+      </w:r>
+      <w:r>
+        <w:t xml:space="preserve"> </w:t>
+      </w:r>
+      <w:r>
+        <w:rPr>
+          <w:b/>
+          <w:bCs/>
+        </w:rPr>
+        <w:t xml:space="preserve">Отдала данные через REST API</w:t>
+      </w:r>
+      <w:r>
+        <w:t xml:space="preserve">: PostgreSQL 9.6–13 и MongoDB 4.x, дашборды на больших выборках</w:t>
+      </w:r>
+    </w:p>
+    <w:p>
+      <w:pPr>
+        <w:pStyle w:val="Compact"/>
+        <w:numPr>
+          <w:ilvl w:val="0"/>
+          <w:numId w:val="1003"/>
+        </w:numPr>
+      </w:pPr>
+      <w:r>
         <w:t xml:space="preserve">🧪</w:t>
       </w:r>
       <w:r>
@@ -2347,6 +2375,15 @@
           <w:rStyle w:val="VerbatimChar"/>
         </w:rPr>
         <w:t xml:space="preserve">Django 2–4</w:t>
+      </w:r>
+      <w:r>
+        <w:t xml:space="preserve"> </w:t>
+      </w:r>
+      <w:r>
+        <w:rPr>
+          <w:rStyle w:val="VerbatimChar"/>
+        </w:rPr>
+        <w:t xml:space="preserve">FastAPI</w:t>
       </w:r>
       <w:r>
         <w:t xml:space="preserve"> </w:t>

--- a/Protas_Maria_LeadDeveloper_2026.docx
+++ b/Protas_Maria_LeadDeveloper_2026.docx
@@ -7,7 +7,7 @@
         <w:pStyle w:val="FirstParagraph"/>
       </w:pPr>
     </w:p>
-    <w:bookmarkStart w:id="56" w:name="мария-протас"/>
+    <w:bookmarkStart w:id="60" w:name="мария-протас"/>
     <w:p>
       <w:pPr>
         <w:pStyle w:val="Heading1"/>
@@ -16,7 +16,7 @@
         <w:t xml:space="preserve">Мария Протас</w:t>
       </w:r>
     </w:p>
-    <w:bookmarkStart w:id="29" w:name="X663a7167c6e9251b355e619d9d2acf87f10b113"/>
+    <w:bookmarkStart w:id="33" w:name="X663a7167c6e9251b355e619d9d2acf87f10b113"/>
     <w:p>
       <w:pPr>
         <w:pStyle w:val="Heading2"/>
@@ -145,14 +145,14 @@
         <w:r>
           <w:drawing>
             <wp:inline>
-              <wp:extent cx="1362075" cy="190500"/>
+              <wp:extent cx="1390650" cy="190500"/>
               <wp:effectExtent b="0" l="0" r="0" t="0"/>
-              <wp:docPr descr="Email" title="" id="18" name="Picture"/>
+              <wp:docPr descr="LinkedIn" title="" id="18" name="Picture"/>
               <a:graphic>
                 <a:graphicData uri="http://schemas.openxmlformats.org/drawingml/2006/picture">
                   <pic:pic>
                     <pic:nvPicPr>
-                      <pic:cNvPr descr="https://img.shields.io/badge/Email-i@mprotas.ru-D14836?style=flat&amp;logo=gmail" id="19" name="Picture"/>
+                      <pic:cNvPr descr="https://img.shields.io/badge/LinkedIn-Мария%20Протас-0A66C2?style=flat&amp;logo=linkedin" id="19" name="Picture"/>
                       <pic:cNvPicPr>
                         <a:picLocks noChangeArrowheads="1" noChangeAspect="1"/>
                       </pic:cNvPicPr>
@@ -165,6 +165,62 @@
                           </a:ext>
                           <a:ext uri="{96DAC541-7B7A-43D3-8B79-37D633B846F1}">
                             <asvg:svgBlip xmlns:asvg="http://schemas.microsoft.com/office/drawing/2016/SVG/main" r:embed="rId17"/>
+                          </a:ext>
+                        </a:extLst>
+                      </a:blip>
+                      <a:stretch>
+                        <a:fillRect/>
+                      </a:stretch>
+                    </pic:blipFill>
+                    <pic:spPr bwMode="auto">
+                      <a:xfrm>
+                        <a:off x="0" y="0"/>
+                        <a:ext cx="1390650" cy="190500"/>
+                      </a:xfrm>
+                      <a:prstGeom prst="rect">
+                        <a:avLst/>
+                      </a:prstGeom>
+                      <a:noFill/>
+                      <a:ln w="9525">
+                        <a:noFill/>
+                        <a:headEnd/>
+                        <a:tailEnd/>
+                      </a:ln>
+                    </pic:spPr>
+                  </pic:pic>
+                </a:graphicData>
+              </a:graphic>
+            </wp:inline>
+          </w:drawing>
+        </w:r>
+      </w:hyperlink>
+      <w:r>
+        <w:t xml:space="preserve"> </w:t>
+      </w:r>
+      <w:hyperlink r:id="rId24">
+        <w:r>
+          <w:drawing>
+            <wp:inline>
+              <wp:extent cx="1362075" cy="190500"/>
+              <wp:effectExtent b="0" l="0" r="0" t="0"/>
+              <wp:docPr descr="Email" title="" id="22" name="Picture"/>
+              <a:graphic>
+                <a:graphicData uri="http://schemas.openxmlformats.org/drawingml/2006/picture">
+                  <pic:pic>
+                    <pic:nvPicPr>
+                      <pic:cNvPr descr="https://img.shields.io/badge/Email-i@mprotas.ru-D14836?style=flat&amp;logo=gmail" id="23" name="Picture"/>
+                      <pic:cNvPicPr>
+                        <a:picLocks noChangeArrowheads="1" noChangeAspect="1"/>
+                      </pic:cNvPicPr>
+                    </pic:nvPicPr>
+                    <pic:blipFill>
+                      <a:blip>
+                        <a:extLst>
+                          <a:ext uri="{28A0092B-C50C-407E-A947-70E740481C1C}">
+                            <a14:useLocalDpi xmlns:a14="http://schemas.microsoft.com/office/drawing/2010/main" val="0"/>
+                          </a:ext>
+                          <a:ext uri="{96DAC541-7B7A-43D3-8B79-37D633B846F1}">
+                            <asvg:svgBlip xmlns:asvg="http://schemas.microsoft.com/office/drawing/2016/SVG/main" r:embed="rId21"/>
                           </a:ext>
                         </a:extLst>
                       </a:blip>
@@ -197,18 +253,18 @@
       <w:r>
         <w:t xml:space="preserve"> </w:t>
       </w:r>
-      <w:hyperlink r:id="rId24">
+      <w:hyperlink r:id="rId28">
         <w:r>
           <w:drawing>
             <wp:inline>
               <wp:extent cx="1781175" cy="190500"/>
               <wp:effectExtent b="0" l="0" r="0" t="0"/>
-              <wp:docPr descr="Location" title="" id="22" name="Picture"/>
+              <wp:docPr descr="Location" title="" id="26" name="Picture"/>
               <a:graphic>
                 <a:graphicData uri="http://schemas.openxmlformats.org/drawingml/2006/picture">
                   <pic:pic>
                     <pic:nvPicPr>
-                      <pic:cNvPr descr="https://img.shields.io/badge/Location-Нижний%20Новгород-4285F4?style=flat&amp;logo=google-maps" id="23" name="Picture"/>
+                      <pic:cNvPr descr="https://img.shields.io/badge/Location-Нижний%20Новгород-4285F4?style=flat&amp;logo=google-maps" id="27" name="Picture"/>
                       <pic:cNvPicPr>
                         <a:picLocks noChangeArrowheads="1" noChangeAspect="1"/>
                       </pic:cNvPicPr>
@@ -220,7 +276,7 @@
                             <a14:useLocalDpi xmlns:a14="http://schemas.microsoft.com/office/drawing/2010/main" val="0"/>
                           </a:ext>
                           <a:ext uri="{96DAC541-7B7A-43D3-8B79-37D633B846F1}">
-                            <asvg:svgBlip xmlns:asvg="http://schemas.microsoft.com/office/drawing/2016/SVG/main" r:embed="rId21"/>
+                            <asvg:svgBlip xmlns:asvg="http://schemas.microsoft.com/office/drawing/2016/SVG/main" r:embed="rId25"/>
                           </a:ext>
                         </a:extLst>
                       </a:blip>
@@ -253,18 +309,18 @@
       <w:r>
         <w:t xml:space="preserve"> </w:t>
       </w:r>
-      <w:hyperlink r:id="rId28">
+      <w:hyperlink r:id="rId32">
         <w:r>
           <w:drawing>
             <wp:inline>
               <wp:extent cx="1466850" cy="190500"/>
               <wp:effectExtent b="0" l="0" r="0" t="0"/>
-              <wp:docPr descr="Remote" title="" id="26" name="Picture"/>
+              <wp:docPr descr="Remote" title="" id="30" name="Picture"/>
               <a:graphic>
                 <a:graphicData uri="http://schemas.openxmlformats.org/drawingml/2006/picture">
                   <pic:pic>
                     <pic:nvPicPr>
-                      <pic:cNvPr descr="https://img.shields.io/badge/Формат-Remote%20%2F%20Hybrid-34D399?style=flat" id="27" name="Picture"/>
+                      <pic:cNvPr descr="https://img.shields.io/badge/Формат-Remote%20%2F%20Hybrid-34D399?style=flat" id="31" name="Picture"/>
                       <pic:cNvPicPr>
                         <a:picLocks noChangeArrowheads="1" noChangeAspect="1"/>
                       </pic:cNvPicPr>
@@ -276,7 +332,7 @@
                             <a14:useLocalDpi xmlns:a14="http://schemas.microsoft.com/office/drawing/2010/main" val="0"/>
                           </a:ext>
                           <a:ext uri="{96DAC541-7B7A-43D3-8B79-37D633B846F1}">
-                            <asvg:svgBlip xmlns:asvg="http://schemas.microsoft.com/office/drawing/2016/SVG/main" r:embed="rId25"/>
+                            <asvg:svgBlip xmlns:asvg="http://schemas.microsoft.com/office/drawing/2016/SVG/main" r:embed="rId29"/>
                           </a:ext>
                         </a:extLst>
                       </a:blip>
@@ -314,8 +370,8 @@
         </w:pict>
       </w:r>
     </w:p>
-    <w:bookmarkEnd w:id="29"/>
-    <w:bookmarkStart w:id="30" w:name="статистика"/>
+    <w:bookmarkEnd w:id="33"/>
+    <w:bookmarkStart w:id="34" w:name="статистика"/>
     <w:p>
       <w:pPr>
         <w:pStyle w:val="Heading2"/>
@@ -489,8 +545,8 @@
         </w:pict>
       </w:r>
     </w:p>
-    <w:bookmarkEnd w:id="30"/>
-    <w:bookmarkStart w:id="31" w:name="профессиональный-профиль"/>
+    <w:bookmarkEnd w:id="34"/>
+    <w:bookmarkStart w:id="35" w:name="профессиональный-профиль"/>
     <w:p>
       <w:pPr>
         <w:pStyle w:val="Heading2"/>
@@ -626,8 +682,8 @@
         </w:pict>
       </w:r>
     </w:p>
-    <w:bookmarkEnd w:id="31"/>
-    <w:bookmarkStart w:id="40" w:name="технический-стек"/>
+    <w:bookmarkEnd w:id="35"/>
+    <w:bookmarkStart w:id="44" w:name="технический-стек"/>
     <w:p>
       <w:pPr>
         <w:pStyle w:val="Heading2"/>
@@ -636,7 +692,7 @@
         <w:t xml:space="preserve">🛠 Технический стек</w:t>
       </w:r>
     </w:p>
-    <w:bookmarkStart w:id="32" w:name="backend"/>
+    <w:bookmarkStart w:id="36" w:name="backend"/>
     <w:p>
       <w:pPr>
         <w:pStyle w:val="Heading3"/>
@@ -737,8 +793,8 @@
         <w:t xml:space="preserve">Rust              ●●○○○  пет-проекты и CLI-утилиты (~2 года): ownership, tokio, serde, cargo</w:t>
       </w:r>
     </w:p>
-    <w:bookmarkEnd w:id="32"/>
-    <w:bookmarkStart w:id="33" w:name="frontend"/>
+    <w:bookmarkEnd w:id="36"/>
+    <w:bookmarkStart w:id="37" w:name="frontend"/>
     <w:p>
       <w:pPr>
         <w:pStyle w:val="Heading3"/>
@@ -803,8 +859,8 @@
         <w:t xml:space="preserve">React Native      ●●○○○  Expo · мобильные экраны поверх общего API (пет-проекты)</w:t>
       </w:r>
     </w:p>
-    <w:bookmarkEnd w:id="33"/>
-    <w:bookmarkStart w:id="34" w:name="базы-данных"/>
+    <w:bookmarkEnd w:id="37"/>
+    <w:bookmarkStart w:id="38" w:name="базы-данных"/>
     <w:p>
       <w:pPr>
         <w:pStyle w:val="Heading3"/>
@@ -842,8 +898,8 @@
         <w:t xml:space="preserve">Redis             ●●●●○  кэш · pub/sub · очереди задач · распределённые блокировки</w:t>
       </w:r>
     </w:p>
-    <w:bookmarkEnd w:id="34"/>
-    <w:bookmarkStart w:id="35" w:name="системный-дизайн"/>
+    <w:bookmarkEnd w:id="38"/>
+    <w:bookmarkStart w:id="39" w:name="системный-дизайн"/>
     <w:p>
       <w:pPr>
         <w:pStyle w:val="Heading3"/>
@@ -881,8 +937,8 @@
         <w:t xml:space="preserve">Нагрузка          ●●●○○  кэширование · пулы соединений · профилирование узких мест</w:t>
       </w:r>
     </w:p>
-    <w:bookmarkEnd w:id="35"/>
-    <w:bookmarkStart w:id="36" w:name="qa-sdet-и-качество-кода"/>
+    <w:bookmarkEnd w:id="39"/>
+    <w:bookmarkStart w:id="40" w:name="qa-sdet-и-качество-кода"/>
     <w:p>
       <w:pPr>
         <w:pStyle w:val="Heading3"/>
@@ -965,8 +1021,8 @@
         <w:t xml:space="preserve">Процесс           ●●●●●  code review · quality gate в CI · Ruff · MyPy · basedpyright (strict) · pre-commit</w:t>
       </w:r>
     </w:p>
-    <w:bookmarkEnd w:id="36"/>
-    <w:bookmarkStart w:id="37" w:name="devops-и-инфраструктура"/>
+    <w:bookmarkEnd w:id="40"/>
+    <w:bookmarkStart w:id="41" w:name="devops-и-инфраструктура"/>
     <w:p>
       <w:pPr>
         <w:pStyle w:val="Heading3"/>
@@ -1013,8 +1069,8 @@
         <w:t xml:space="preserve">Observability     ●●●●○  Grafana · Prometheus · ELK · структурные логи</w:t>
       </w:r>
     </w:p>
-    <w:bookmarkEnd w:id="37"/>
-    <w:bookmarkStart w:id="38" w:name="sre-devops"/>
+    <w:bookmarkEnd w:id="41"/>
+    <w:bookmarkStart w:id="42" w:name="sre-devops"/>
     <w:p>
       <w:pPr>
         <w:pStyle w:val="Heading3"/>
@@ -1061,8 +1117,8 @@
         <w:t xml:space="preserve">SRE-практики     ●●●●○  SLA/SLO · дежурства по графику · разбор инцидентов и постмортемы</w:t>
       </w:r>
     </w:p>
-    <w:bookmarkEnd w:id="38"/>
-    <w:bookmarkStart w:id="39" w:name="ai-ml"/>
+    <w:bookmarkEnd w:id="42"/>
+    <w:bookmarkStart w:id="43" w:name="ai-ml"/>
     <w:p>
       <w:pPr>
         <w:pStyle w:val="Heading3"/>
@@ -1199,9 +1255,9 @@
         </w:pict>
       </w:r>
     </w:p>
-    <w:bookmarkEnd w:id="39"/>
-    <w:bookmarkEnd w:id="40"/>
-    <w:bookmarkStart w:id="44" w:name="опыт-работы"/>
+    <w:bookmarkEnd w:id="43"/>
+    <w:bookmarkEnd w:id="44"/>
+    <w:bookmarkStart w:id="48" w:name="опыт-работы"/>
     <w:p>
       <w:pPr>
         <w:pStyle w:val="Heading2"/>
@@ -1210,7 +1266,7 @@
         <w:t xml:space="preserve">💼 Опыт работы</w:t>
       </w:r>
     </w:p>
-    <w:bookmarkStart w:id="41" w:name="X944ee8f80bd8f4296ec13a298a7c2547e0b6ac5"/>
+    <w:bookmarkStart w:id="45" w:name="X944ee8f80bd8f4296ec13a298a7c2547e0b6ac5"/>
     <w:p>
       <w:pPr>
         <w:pStyle w:val="Heading3"/>
@@ -1739,8 +1795,8 @@
         <w:t xml:space="preserve">Scikit-learn</w:t>
       </w:r>
     </w:p>
-    <w:bookmarkEnd w:id="41"/>
-    <w:bookmarkStart w:id="42" w:name="yadro-senior-fullstack-developer"/>
+    <w:bookmarkEnd w:id="45"/>
+    <w:bookmarkStart w:id="46" w:name="yadro-senior-fullstack-developer"/>
     <w:p>
       <w:pPr>
         <w:pStyle w:val="Heading3"/>
@@ -2135,8 +2191,8 @@
         <w:t xml:space="preserve">Scikit-learn</w:t>
       </w:r>
     </w:p>
-    <w:bookmarkEnd w:id="42"/>
-    <w:bookmarkStart w:id="43" w:name="X3d4a3dde24062147857fb56924a20140baf05e0"/>
+    <w:bookmarkEnd w:id="46"/>
+    <w:bookmarkStart w:id="47" w:name="X3d4a3dde24062147857fb56924a20140baf05e0"/>
     <w:p>
       <w:pPr>
         <w:pStyle w:val="Heading3"/>
@@ -2501,9 +2557,9 @@
         </w:pict>
       </w:r>
     </w:p>
-    <w:bookmarkEnd w:id="43"/>
-    <w:bookmarkEnd w:id="44"/>
-    <w:bookmarkStart w:id="51" w:name="собственные-проекты"/>
+    <w:bookmarkEnd w:id="47"/>
+    <w:bookmarkEnd w:id="48"/>
+    <w:bookmarkStart w:id="55" w:name="собственные-проекты"/>
     <w:p>
       <w:pPr>
         <w:pStyle w:val="Heading2"/>
@@ -2520,7 +2576,7 @@
         <w:t xml:space="preserve">Пет-проекты в production — там я отвечаю за систему целиком: схему данных, архитектуру, деплой, мониторинг и восстановление после сбоев.</w:t>
       </w:r>
     </w:p>
-    <w:bookmarkStart w:id="45" w:name="X9731e466fd9b597a2c93d309b95691e95dcd61b"/>
+    <w:bookmarkStart w:id="49" w:name="X9731e466fd9b597a2c93d309b95691e95dcd61b"/>
     <w:p>
       <w:pPr>
         <w:pStyle w:val="Heading3"/>
@@ -2691,8 +2747,8 @@
         <w:t xml:space="preserve">GitHub Actions</w:t>
       </w:r>
     </w:p>
-    <w:bookmarkEnd w:id="45"/>
-    <w:bookmarkStart w:id="46" w:name="X9b4a6e36e1a78605b30d2ecd058dfc27b7386ba"/>
+    <w:bookmarkEnd w:id="49"/>
+    <w:bookmarkStart w:id="50" w:name="X9b4a6e36e1a78605b30d2ecd058dfc27b7386ba"/>
     <w:p>
       <w:pPr>
         <w:pStyle w:val="Heading3"/>
@@ -2886,8 +2942,8 @@
         <w:t xml:space="preserve">GitHub Actions</w:t>
       </w:r>
     </w:p>
-    <w:bookmarkEnd w:id="46"/>
-    <w:bookmarkStart w:id="47" w:name="X718ad574f69132817414ccebddf8c24f3591133"/>
+    <w:bookmarkEnd w:id="50"/>
+    <w:bookmarkStart w:id="51" w:name="X718ad574f69132817414ccebddf8c24f3591133"/>
     <w:p>
       <w:pPr>
         <w:pStyle w:val="Heading3"/>
@@ -3113,8 +3169,8 @@
         <w:t xml:space="preserve">pytest</w:t>
       </w:r>
     </w:p>
-    <w:bookmarkEnd w:id="47"/>
-    <w:bookmarkStart w:id="48" w:name="X1e87d79334cb4349d093fe01d10ad07541d4464"/>
+    <w:bookmarkEnd w:id="51"/>
+    <w:bookmarkStart w:id="52" w:name="X1e87d79334cb4349d093fe01d10ad07541d4464"/>
     <w:p>
       <w:pPr>
         <w:pStyle w:val="Heading3"/>
@@ -3237,8 +3293,8 @@
         <w:t xml:space="preserve">aiogram</w:t>
       </w:r>
     </w:p>
-    <w:bookmarkEnd w:id="48"/>
-    <w:bookmarkStart w:id="49" w:name="X325faa0fa14aa06f98a949864c6050fb8b699c5"/>
+    <w:bookmarkEnd w:id="52"/>
+    <w:bookmarkStart w:id="53" w:name="X325faa0fa14aa06f98a949864c6050fb8b699c5"/>
     <w:p>
       <w:pPr>
         <w:pStyle w:val="Heading3"/>
@@ -3383,8 +3439,8 @@
         <w:t xml:space="preserve">pytest</w:t>
       </w:r>
     </w:p>
-    <w:bookmarkEnd w:id="49"/>
-    <w:bookmarkStart w:id="50" w:name="X23a65f4adb717c011f02713e9e4676d339552c8"/>
+    <w:bookmarkEnd w:id="53"/>
+    <w:bookmarkStart w:id="54" w:name="X23a65f4adb717c011f02713e9e4676d339552c8"/>
     <w:p>
       <w:pPr>
         <w:pStyle w:val="Heading3"/>
@@ -3495,9 +3551,9 @@
         </w:pict>
       </w:r>
     </w:p>
-    <w:bookmarkEnd w:id="50"/>
-    <w:bookmarkEnd w:id="51"/>
-    <w:bookmarkStart w:id="52" w:name="образование"/>
+    <w:bookmarkEnd w:id="54"/>
+    <w:bookmarkEnd w:id="55"/>
+    <w:bookmarkStart w:id="56" w:name="образование"/>
     <w:p>
       <w:pPr>
         <w:pStyle w:val="Heading2"/>
@@ -3688,8 +3744,8 @@
         </w:pict>
       </w:r>
     </w:p>
-    <w:bookmarkEnd w:id="52"/>
-    <w:bookmarkStart w:id="53" w:name="языки"/>
+    <w:bookmarkEnd w:id="56"/>
+    <w:bookmarkStart w:id="57" w:name="языки"/>
     <w:p>
       <w:pPr>
         <w:pStyle w:val="Heading2"/>
@@ -3761,8 +3817,8 @@
         </w:pict>
       </w:r>
     </w:p>
-    <w:bookmarkEnd w:id="53"/>
-    <w:bookmarkStart w:id="54" w:name="дополнительно"/>
+    <w:bookmarkEnd w:id="57"/>
+    <w:bookmarkStart w:id="58" w:name="дополнительно"/>
     <w:p>
       <w:pPr>
         <w:pStyle w:val="Heading2"/>
@@ -3832,8 +3888,8 @@
         </w:pict>
       </w:r>
     </w:p>
-    <w:bookmarkEnd w:id="54"/>
-    <w:bookmarkStart w:id="55" w:name="контакты"/>
+    <w:bookmarkEnd w:id="58"/>
+    <w:bookmarkStart w:id="59" w:name="контакты"/>
     <w:p>
       <w:pPr>
         <w:pStyle w:val="Heading2"/>
@@ -3902,7 +3958,7 @@
             <w:pPr>
               <w:pStyle w:val="Compact"/>
             </w:pPr>
-            <w:hyperlink r:id="rId20">
+            <w:hyperlink r:id="rId24">
               <w:r>
                 <w:rPr>
                   <w:rStyle w:val="Hyperlink"/>
@@ -4027,8 +4083,8 @@
         <w:t xml:space="preserve">Резюме обновлено: Август 2026</w:t>
       </w:r>
     </w:p>
-    <w:bookmarkEnd w:id="55"/>
-    <w:bookmarkEnd w:id="56"/>
+    <w:bookmarkEnd w:id="59"/>
+    <w:bookmarkEnd w:id="60"/>
     <w:sectPr>
       <w:footnotePr>
         <w:numRestart w:val="eachSect"/>
